--- a/Documentation/Bilan_Post-Mortem.docx
+++ b/Documentation/Bilan_Post-Mortem.docx
@@ -4139,17 +4139,1179 @@
           </w:r>
         </w:p>
         <w:p>
-          <w:fldSimple w:instr=" TOC \o &quot;1-3&quot; \h \z \u ">
-            <w:r>
-              <w:rPr>
-                <w:b/>
-                <w:bCs/>
-                <w:noProof/>
-                <w:lang w:val="fr-FR"/>
-              </w:rPr>
-              <w:t>Aucune entrée de table des matières n'a été trouvée.</w:t>
-            </w:r>
-          </w:fldSimple>
+          <w:pPr>
+            <w:pStyle w:val="TM1"/>
+            <w:tabs>
+              <w:tab w:val="right" w:leader="dot" w:pos="8630"/>
+            </w:tabs>
+            <w:rPr>
+              <w:noProof/>
+            </w:rPr>
+          </w:pPr>
+          <w:r>
+            <w:fldChar w:fldCharType="begin"/>
+          </w:r>
+          <w:r>
+            <w:instrText xml:space="preserve"> TOC \o "1-3" \h \z \u </w:instrText>
+          </w:r>
+          <w:r>
+            <w:fldChar w:fldCharType="separate"/>
+          </w:r>
+          <w:hyperlink w:anchor="_Toc230616245" w:history="1">
+            <w:r>
+              <w:rPr>
+                <w:rStyle w:val="Lienhypertexte"/>
+                <w:noProof/>
+              </w:rPr>
+              <w:t>1.Présentation du projet</w:t>
+            </w:r>
+            <w:r>
+              <w:rPr>
+                <w:noProof/>
+                <w:webHidden/>
+              </w:rPr>
+              <w:tab/>
+            </w:r>
+            <w:r>
+              <w:rPr>
+                <w:noProof/>
+                <w:webHidden/>
+              </w:rPr>
+              <w:fldChar w:fldCharType="begin"/>
+            </w:r>
+            <w:r>
+              <w:rPr>
+                <w:noProof/>
+                <w:webHidden/>
+              </w:rPr>
+              <w:instrText xml:space="preserve"> PAGEREF _Toc230616245 \h </w:instrText>
+            </w:r>
+            <w:r>
+              <w:rPr>
+                <w:noProof/>
+                <w:webHidden/>
+              </w:rPr>
+            </w:r>
+            <w:r>
+              <w:rPr>
+                <w:noProof/>
+                <w:webHidden/>
+              </w:rPr>
+              <w:fldChar w:fldCharType="separate"/>
+            </w:r>
+            <w:r>
+              <w:rPr>
+                <w:noProof/>
+                <w:webHidden/>
+              </w:rPr>
+              <w:t>2</w:t>
+            </w:r>
+            <w:r>
+              <w:rPr>
+                <w:noProof/>
+                <w:webHidden/>
+              </w:rPr>
+              <w:fldChar w:fldCharType="end"/>
+            </w:r>
+          </w:hyperlink>
+        </w:p>
+        <w:p>
+          <w:pPr>
+            <w:pStyle w:val="TM1"/>
+            <w:tabs>
+              <w:tab w:val="right" w:leader="dot" w:pos="8630"/>
+            </w:tabs>
+            <w:rPr>
+              <w:noProof/>
+            </w:rPr>
+          </w:pPr>
+          <w:hyperlink w:anchor="_Toc230616246" w:history="1">
+            <w:r>
+              <w:rPr>
+                <w:rStyle w:val="Lienhypertexte"/>
+                <w:noProof/>
+              </w:rPr>
+              <w:t>2.Problèmes rencontrés et solutions appliquées</w:t>
+            </w:r>
+            <w:r>
+              <w:rPr>
+                <w:noProof/>
+                <w:webHidden/>
+              </w:rPr>
+              <w:tab/>
+            </w:r>
+            <w:r>
+              <w:rPr>
+                <w:noProof/>
+                <w:webHidden/>
+              </w:rPr>
+              <w:fldChar w:fldCharType="begin"/>
+            </w:r>
+            <w:r>
+              <w:rPr>
+                <w:noProof/>
+                <w:webHidden/>
+              </w:rPr>
+              <w:instrText xml:space="preserve"> PAGEREF _Toc230616246 \h </w:instrText>
+            </w:r>
+            <w:r>
+              <w:rPr>
+                <w:noProof/>
+                <w:webHidden/>
+              </w:rPr>
+            </w:r>
+            <w:r>
+              <w:rPr>
+                <w:noProof/>
+                <w:webHidden/>
+              </w:rPr>
+              <w:fldChar w:fldCharType="separate"/>
+            </w:r>
+            <w:r>
+              <w:rPr>
+                <w:noProof/>
+                <w:webHidden/>
+              </w:rPr>
+              <w:t>2</w:t>
+            </w:r>
+            <w:r>
+              <w:rPr>
+                <w:noProof/>
+                <w:webHidden/>
+              </w:rPr>
+              <w:fldChar w:fldCharType="end"/>
+            </w:r>
+          </w:hyperlink>
+        </w:p>
+        <w:p>
+          <w:pPr>
+            <w:pStyle w:val="TM2"/>
+            <w:tabs>
+              <w:tab w:val="right" w:leader="dot" w:pos="8630"/>
+            </w:tabs>
+            <w:rPr>
+              <w:noProof/>
+            </w:rPr>
+          </w:pPr>
+          <w:hyperlink w:anchor="_Toc230616247" w:history="1">
+            <w:r>
+              <w:rPr>
+                <w:rStyle w:val="Lienhypertexte"/>
+                <w:noProof/>
+              </w:rPr>
+              <w:t>Problème 1 – Gestion des captures</w:t>
+            </w:r>
+            <w:r>
+              <w:rPr>
+                <w:noProof/>
+                <w:webHidden/>
+              </w:rPr>
+              <w:tab/>
+            </w:r>
+            <w:r>
+              <w:rPr>
+                <w:noProof/>
+                <w:webHidden/>
+              </w:rPr>
+              <w:fldChar w:fldCharType="begin"/>
+            </w:r>
+            <w:r>
+              <w:rPr>
+                <w:noProof/>
+                <w:webHidden/>
+              </w:rPr>
+              <w:instrText xml:space="preserve"> PAGEREF _Toc230616247 \h </w:instrText>
+            </w:r>
+            <w:r>
+              <w:rPr>
+                <w:noProof/>
+                <w:webHidden/>
+              </w:rPr>
+            </w:r>
+            <w:r>
+              <w:rPr>
+                <w:noProof/>
+                <w:webHidden/>
+              </w:rPr>
+              <w:fldChar w:fldCharType="separate"/>
+            </w:r>
+            <w:r>
+              <w:rPr>
+                <w:noProof/>
+                <w:webHidden/>
+              </w:rPr>
+              <w:t>2</w:t>
+            </w:r>
+            <w:r>
+              <w:rPr>
+                <w:noProof/>
+                <w:webHidden/>
+              </w:rPr>
+              <w:fldChar w:fldCharType="end"/>
+            </w:r>
+          </w:hyperlink>
+        </w:p>
+        <w:p>
+          <w:pPr>
+            <w:pStyle w:val="TM3"/>
+            <w:tabs>
+              <w:tab w:val="right" w:leader="dot" w:pos="8630"/>
+            </w:tabs>
+            <w:rPr>
+              <w:noProof/>
+            </w:rPr>
+          </w:pPr>
+          <w:hyperlink w:anchor="_Toc230616248" w:history="1">
+            <w:r>
+              <w:rPr>
+                <w:rStyle w:val="Lienhypertexte"/>
+                <w:noProof/>
+              </w:rPr>
+              <w:t>Solution</w:t>
+            </w:r>
+            <w:r>
+              <w:rPr>
+                <w:noProof/>
+                <w:webHidden/>
+              </w:rPr>
+              <w:tab/>
+            </w:r>
+            <w:r>
+              <w:rPr>
+                <w:noProof/>
+                <w:webHidden/>
+              </w:rPr>
+              <w:fldChar w:fldCharType="begin"/>
+            </w:r>
+            <w:r>
+              <w:rPr>
+                <w:noProof/>
+                <w:webHidden/>
+              </w:rPr>
+              <w:instrText xml:space="preserve"> PAGEREF _Toc230616248 \h </w:instrText>
+            </w:r>
+            <w:r>
+              <w:rPr>
+                <w:noProof/>
+                <w:webHidden/>
+              </w:rPr>
+            </w:r>
+            <w:r>
+              <w:rPr>
+                <w:noProof/>
+                <w:webHidden/>
+              </w:rPr>
+              <w:fldChar w:fldCharType="separate"/>
+            </w:r>
+            <w:r>
+              <w:rPr>
+                <w:noProof/>
+                <w:webHidden/>
+              </w:rPr>
+              <w:t>2</w:t>
+            </w:r>
+            <w:r>
+              <w:rPr>
+                <w:noProof/>
+                <w:webHidden/>
+              </w:rPr>
+              <w:fldChar w:fldCharType="end"/>
+            </w:r>
+          </w:hyperlink>
+        </w:p>
+        <w:p>
+          <w:pPr>
+            <w:pStyle w:val="TM2"/>
+            <w:tabs>
+              <w:tab w:val="right" w:leader="dot" w:pos="8630"/>
+            </w:tabs>
+            <w:rPr>
+              <w:noProof/>
+            </w:rPr>
+          </w:pPr>
+          <w:hyperlink w:anchor="_Toc230616249" w:history="1">
+            <w:r>
+              <w:rPr>
+                <w:rStyle w:val="Lienhypertexte"/>
+                <w:noProof/>
+              </w:rPr>
+              <w:t>Problème 2 – Gestion de la règle de KO</w:t>
+            </w:r>
+            <w:r>
+              <w:rPr>
+                <w:noProof/>
+                <w:webHidden/>
+              </w:rPr>
+              <w:tab/>
+            </w:r>
+            <w:r>
+              <w:rPr>
+                <w:noProof/>
+                <w:webHidden/>
+              </w:rPr>
+              <w:fldChar w:fldCharType="begin"/>
+            </w:r>
+            <w:r>
+              <w:rPr>
+                <w:noProof/>
+                <w:webHidden/>
+              </w:rPr>
+              <w:instrText xml:space="preserve"> PAGEREF _Toc230616249 \h </w:instrText>
+            </w:r>
+            <w:r>
+              <w:rPr>
+                <w:noProof/>
+                <w:webHidden/>
+              </w:rPr>
+            </w:r>
+            <w:r>
+              <w:rPr>
+                <w:noProof/>
+                <w:webHidden/>
+              </w:rPr>
+              <w:fldChar w:fldCharType="separate"/>
+            </w:r>
+            <w:r>
+              <w:rPr>
+                <w:noProof/>
+                <w:webHidden/>
+              </w:rPr>
+              <w:t>3</w:t>
+            </w:r>
+            <w:r>
+              <w:rPr>
+                <w:noProof/>
+                <w:webHidden/>
+              </w:rPr>
+              <w:fldChar w:fldCharType="end"/>
+            </w:r>
+          </w:hyperlink>
+        </w:p>
+        <w:p>
+          <w:pPr>
+            <w:pStyle w:val="TM3"/>
+            <w:tabs>
+              <w:tab w:val="right" w:leader="dot" w:pos="8630"/>
+            </w:tabs>
+            <w:rPr>
+              <w:noProof/>
+            </w:rPr>
+          </w:pPr>
+          <w:hyperlink w:anchor="_Toc230616250" w:history="1">
+            <w:r>
+              <w:rPr>
+                <w:rStyle w:val="Lienhypertexte"/>
+                <w:noProof/>
+              </w:rPr>
+              <w:t>Solution</w:t>
+            </w:r>
+            <w:r>
+              <w:rPr>
+                <w:noProof/>
+                <w:webHidden/>
+              </w:rPr>
+              <w:tab/>
+            </w:r>
+            <w:r>
+              <w:rPr>
+                <w:noProof/>
+                <w:webHidden/>
+              </w:rPr>
+              <w:fldChar w:fldCharType="begin"/>
+            </w:r>
+            <w:r>
+              <w:rPr>
+                <w:noProof/>
+                <w:webHidden/>
+              </w:rPr>
+              <w:instrText xml:space="preserve"> PAGEREF _Toc230616250 \h </w:instrText>
+            </w:r>
+            <w:r>
+              <w:rPr>
+                <w:noProof/>
+                <w:webHidden/>
+              </w:rPr>
+            </w:r>
+            <w:r>
+              <w:rPr>
+                <w:noProof/>
+                <w:webHidden/>
+              </w:rPr>
+              <w:fldChar w:fldCharType="separate"/>
+            </w:r>
+            <w:r>
+              <w:rPr>
+                <w:noProof/>
+                <w:webHidden/>
+              </w:rPr>
+              <w:t>3</w:t>
+            </w:r>
+            <w:r>
+              <w:rPr>
+                <w:noProof/>
+                <w:webHidden/>
+              </w:rPr>
+              <w:fldChar w:fldCharType="end"/>
+            </w:r>
+          </w:hyperlink>
+        </w:p>
+        <w:p>
+          <w:pPr>
+            <w:pStyle w:val="TM2"/>
+            <w:tabs>
+              <w:tab w:val="right" w:leader="dot" w:pos="8630"/>
+            </w:tabs>
+            <w:rPr>
+              <w:noProof/>
+            </w:rPr>
+          </w:pPr>
+          <w:hyperlink w:anchor="_Toc230616251" w:history="1">
+            <w:r>
+              <w:rPr>
+                <w:rStyle w:val="Lienhypertexte"/>
+                <w:noProof/>
+              </w:rPr>
+              <w:t>Problème 3 – Calcul des territoires</w:t>
+            </w:r>
+            <w:r>
+              <w:rPr>
+                <w:noProof/>
+                <w:webHidden/>
+              </w:rPr>
+              <w:tab/>
+            </w:r>
+            <w:r>
+              <w:rPr>
+                <w:noProof/>
+                <w:webHidden/>
+              </w:rPr>
+              <w:fldChar w:fldCharType="begin"/>
+            </w:r>
+            <w:r>
+              <w:rPr>
+                <w:noProof/>
+                <w:webHidden/>
+              </w:rPr>
+              <w:instrText xml:space="preserve"> PAGEREF _Toc230616251 \h </w:instrText>
+            </w:r>
+            <w:r>
+              <w:rPr>
+                <w:noProof/>
+                <w:webHidden/>
+              </w:rPr>
+            </w:r>
+            <w:r>
+              <w:rPr>
+                <w:noProof/>
+                <w:webHidden/>
+              </w:rPr>
+              <w:fldChar w:fldCharType="separate"/>
+            </w:r>
+            <w:r>
+              <w:rPr>
+                <w:noProof/>
+                <w:webHidden/>
+              </w:rPr>
+              <w:t>3</w:t>
+            </w:r>
+            <w:r>
+              <w:rPr>
+                <w:noProof/>
+                <w:webHidden/>
+              </w:rPr>
+              <w:fldChar w:fldCharType="end"/>
+            </w:r>
+          </w:hyperlink>
+        </w:p>
+        <w:p>
+          <w:pPr>
+            <w:pStyle w:val="TM3"/>
+            <w:tabs>
+              <w:tab w:val="right" w:leader="dot" w:pos="8630"/>
+            </w:tabs>
+            <w:rPr>
+              <w:noProof/>
+            </w:rPr>
+          </w:pPr>
+          <w:hyperlink w:anchor="_Toc230616252" w:history="1">
+            <w:r>
+              <w:rPr>
+                <w:rStyle w:val="Lienhypertexte"/>
+                <w:noProof/>
+              </w:rPr>
+              <w:t>Solution</w:t>
+            </w:r>
+            <w:r>
+              <w:rPr>
+                <w:noProof/>
+                <w:webHidden/>
+              </w:rPr>
+              <w:tab/>
+            </w:r>
+            <w:r>
+              <w:rPr>
+                <w:noProof/>
+                <w:webHidden/>
+              </w:rPr>
+              <w:fldChar w:fldCharType="begin"/>
+            </w:r>
+            <w:r>
+              <w:rPr>
+                <w:noProof/>
+                <w:webHidden/>
+              </w:rPr>
+              <w:instrText xml:space="preserve"> PAGEREF _Toc230616252 \h </w:instrText>
+            </w:r>
+            <w:r>
+              <w:rPr>
+                <w:noProof/>
+                <w:webHidden/>
+              </w:rPr>
+            </w:r>
+            <w:r>
+              <w:rPr>
+                <w:noProof/>
+                <w:webHidden/>
+              </w:rPr>
+              <w:fldChar w:fldCharType="separate"/>
+            </w:r>
+            <w:r>
+              <w:rPr>
+                <w:noProof/>
+                <w:webHidden/>
+              </w:rPr>
+              <w:t>3</w:t>
+            </w:r>
+            <w:r>
+              <w:rPr>
+                <w:noProof/>
+                <w:webHidden/>
+              </w:rPr>
+              <w:fldChar w:fldCharType="end"/>
+            </w:r>
+          </w:hyperlink>
+        </w:p>
+        <w:p>
+          <w:pPr>
+            <w:pStyle w:val="TM2"/>
+            <w:tabs>
+              <w:tab w:val="right" w:leader="dot" w:pos="8630"/>
+            </w:tabs>
+            <w:rPr>
+              <w:noProof/>
+            </w:rPr>
+          </w:pPr>
+          <w:hyperlink w:anchor="_Toc230616253" w:history="1">
+            <w:r>
+              <w:rPr>
+                <w:rStyle w:val="Lienhypertexte"/>
+                <w:noProof/>
+              </w:rPr>
+              <w:t>Problème 4 – Gestion du temps de jeu</w:t>
+            </w:r>
+            <w:r>
+              <w:rPr>
+                <w:noProof/>
+                <w:webHidden/>
+              </w:rPr>
+              <w:tab/>
+            </w:r>
+            <w:r>
+              <w:rPr>
+                <w:noProof/>
+                <w:webHidden/>
+              </w:rPr>
+              <w:fldChar w:fldCharType="begin"/>
+            </w:r>
+            <w:r>
+              <w:rPr>
+                <w:noProof/>
+                <w:webHidden/>
+              </w:rPr>
+              <w:instrText xml:space="preserve"> PAGEREF _Toc230616253 \h </w:instrText>
+            </w:r>
+            <w:r>
+              <w:rPr>
+                <w:noProof/>
+                <w:webHidden/>
+              </w:rPr>
+            </w:r>
+            <w:r>
+              <w:rPr>
+                <w:noProof/>
+                <w:webHidden/>
+              </w:rPr>
+              <w:fldChar w:fldCharType="separate"/>
+            </w:r>
+            <w:r>
+              <w:rPr>
+                <w:noProof/>
+                <w:webHidden/>
+              </w:rPr>
+              <w:t>3</w:t>
+            </w:r>
+            <w:r>
+              <w:rPr>
+                <w:noProof/>
+                <w:webHidden/>
+              </w:rPr>
+              <w:fldChar w:fldCharType="end"/>
+            </w:r>
+          </w:hyperlink>
+        </w:p>
+        <w:p>
+          <w:pPr>
+            <w:pStyle w:val="TM3"/>
+            <w:tabs>
+              <w:tab w:val="right" w:leader="dot" w:pos="8630"/>
+            </w:tabs>
+            <w:rPr>
+              <w:noProof/>
+            </w:rPr>
+          </w:pPr>
+          <w:hyperlink w:anchor="_Toc230616254" w:history="1">
+            <w:r>
+              <w:rPr>
+                <w:rStyle w:val="Lienhypertexte"/>
+                <w:noProof/>
+              </w:rPr>
+              <w:t>Solution</w:t>
+            </w:r>
+            <w:r>
+              <w:rPr>
+                <w:noProof/>
+                <w:webHidden/>
+              </w:rPr>
+              <w:tab/>
+            </w:r>
+            <w:r>
+              <w:rPr>
+                <w:noProof/>
+                <w:webHidden/>
+              </w:rPr>
+              <w:fldChar w:fldCharType="begin"/>
+            </w:r>
+            <w:r>
+              <w:rPr>
+                <w:noProof/>
+                <w:webHidden/>
+              </w:rPr>
+              <w:instrText xml:space="preserve"> PAGEREF _Toc230616254 \h </w:instrText>
+            </w:r>
+            <w:r>
+              <w:rPr>
+                <w:noProof/>
+                <w:webHidden/>
+              </w:rPr>
+            </w:r>
+            <w:r>
+              <w:rPr>
+                <w:noProof/>
+                <w:webHidden/>
+              </w:rPr>
+              <w:fldChar w:fldCharType="separate"/>
+            </w:r>
+            <w:r>
+              <w:rPr>
+                <w:noProof/>
+                <w:webHidden/>
+              </w:rPr>
+              <w:t>3</w:t>
+            </w:r>
+            <w:r>
+              <w:rPr>
+                <w:noProof/>
+                <w:webHidden/>
+              </w:rPr>
+              <w:fldChar w:fldCharType="end"/>
+            </w:r>
+          </w:hyperlink>
+        </w:p>
+        <w:p>
+          <w:pPr>
+            <w:pStyle w:val="TM1"/>
+            <w:tabs>
+              <w:tab w:val="right" w:leader="dot" w:pos="8630"/>
+            </w:tabs>
+            <w:rPr>
+              <w:noProof/>
+            </w:rPr>
+          </w:pPr>
+          <w:hyperlink w:anchor="_Toc230616255" w:history="1">
+            <w:r>
+              <w:rPr>
+                <w:rStyle w:val="Lienhypertexte"/>
+                <w:noProof/>
+              </w:rPr>
+              <w:t>3.Facteurs ayant influencé le projet</w:t>
+            </w:r>
+            <w:r>
+              <w:rPr>
+                <w:noProof/>
+                <w:webHidden/>
+              </w:rPr>
+              <w:tab/>
+            </w:r>
+            <w:r>
+              <w:rPr>
+                <w:noProof/>
+                <w:webHidden/>
+              </w:rPr>
+              <w:fldChar w:fldCharType="begin"/>
+            </w:r>
+            <w:r>
+              <w:rPr>
+                <w:noProof/>
+                <w:webHidden/>
+              </w:rPr>
+              <w:instrText xml:space="preserve"> PAGEREF _Toc230616255 \h </w:instrText>
+            </w:r>
+            <w:r>
+              <w:rPr>
+                <w:noProof/>
+                <w:webHidden/>
+              </w:rPr>
+            </w:r>
+            <w:r>
+              <w:rPr>
+                <w:noProof/>
+                <w:webHidden/>
+              </w:rPr>
+              <w:fldChar w:fldCharType="separate"/>
+            </w:r>
+            <w:r>
+              <w:rPr>
+                <w:noProof/>
+                <w:webHidden/>
+              </w:rPr>
+              <w:t>4</w:t>
+            </w:r>
+            <w:r>
+              <w:rPr>
+                <w:noProof/>
+                <w:webHidden/>
+              </w:rPr>
+              <w:fldChar w:fldCharType="end"/>
+            </w:r>
+          </w:hyperlink>
+        </w:p>
+        <w:p>
+          <w:pPr>
+            <w:pStyle w:val="TM2"/>
+            <w:tabs>
+              <w:tab w:val="right" w:leader="dot" w:pos="8630"/>
+            </w:tabs>
+            <w:rPr>
+              <w:noProof/>
+            </w:rPr>
+          </w:pPr>
+          <w:hyperlink w:anchor="_Toc230616256" w:history="1">
+            <w:r>
+              <w:rPr>
+                <w:rStyle w:val="Lienhypertexte"/>
+                <w:noProof/>
+              </w:rPr>
+              <w:t>Facteurs positifs</w:t>
+            </w:r>
+            <w:r>
+              <w:rPr>
+                <w:noProof/>
+                <w:webHidden/>
+              </w:rPr>
+              <w:tab/>
+            </w:r>
+            <w:r>
+              <w:rPr>
+                <w:noProof/>
+                <w:webHidden/>
+              </w:rPr>
+              <w:fldChar w:fldCharType="begin"/>
+            </w:r>
+            <w:r>
+              <w:rPr>
+                <w:noProof/>
+                <w:webHidden/>
+              </w:rPr>
+              <w:instrText xml:space="preserve"> PAGEREF _Toc230616256 \h </w:instrText>
+            </w:r>
+            <w:r>
+              <w:rPr>
+                <w:noProof/>
+                <w:webHidden/>
+              </w:rPr>
+            </w:r>
+            <w:r>
+              <w:rPr>
+                <w:noProof/>
+                <w:webHidden/>
+              </w:rPr>
+              <w:fldChar w:fldCharType="separate"/>
+            </w:r>
+            <w:r>
+              <w:rPr>
+                <w:noProof/>
+                <w:webHidden/>
+              </w:rPr>
+              <w:t>4</w:t>
+            </w:r>
+            <w:r>
+              <w:rPr>
+                <w:noProof/>
+                <w:webHidden/>
+              </w:rPr>
+              <w:fldChar w:fldCharType="end"/>
+            </w:r>
+          </w:hyperlink>
+        </w:p>
+        <w:p>
+          <w:pPr>
+            <w:pStyle w:val="TM2"/>
+            <w:tabs>
+              <w:tab w:val="right" w:leader="dot" w:pos="8630"/>
+            </w:tabs>
+            <w:rPr>
+              <w:noProof/>
+            </w:rPr>
+          </w:pPr>
+          <w:hyperlink w:anchor="_Toc230616257" w:history="1">
+            <w:r>
+              <w:rPr>
+                <w:rStyle w:val="Lienhypertexte"/>
+                <w:noProof/>
+              </w:rPr>
+              <w:t>Facteurs négatifs</w:t>
+            </w:r>
+            <w:r>
+              <w:rPr>
+                <w:noProof/>
+                <w:webHidden/>
+              </w:rPr>
+              <w:tab/>
+            </w:r>
+            <w:r>
+              <w:rPr>
+                <w:noProof/>
+                <w:webHidden/>
+              </w:rPr>
+              <w:fldChar w:fldCharType="begin"/>
+            </w:r>
+            <w:r>
+              <w:rPr>
+                <w:noProof/>
+                <w:webHidden/>
+              </w:rPr>
+              <w:instrText xml:space="preserve"> PAGEREF _Toc230616257 \h </w:instrText>
+            </w:r>
+            <w:r>
+              <w:rPr>
+                <w:noProof/>
+                <w:webHidden/>
+              </w:rPr>
+            </w:r>
+            <w:r>
+              <w:rPr>
+                <w:noProof/>
+                <w:webHidden/>
+              </w:rPr>
+              <w:fldChar w:fldCharType="separate"/>
+            </w:r>
+            <w:r>
+              <w:rPr>
+                <w:noProof/>
+                <w:webHidden/>
+              </w:rPr>
+              <w:t>4</w:t>
+            </w:r>
+            <w:r>
+              <w:rPr>
+                <w:noProof/>
+                <w:webHidden/>
+              </w:rPr>
+              <w:fldChar w:fldCharType="end"/>
+            </w:r>
+          </w:hyperlink>
+        </w:p>
+        <w:p>
+          <w:pPr>
+            <w:pStyle w:val="TM1"/>
+            <w:tabs>
+              <w:tab w:val="right" w:leader="dot" w:pos="8630"/>
+            </w:tabs>
+            <w:rPr>
+              <w:noProof/>
+            </w:rPr>
+          </w:pPr>
+          <w:hyperlink w:anchor="_Toc230616258" w:history="1">
+            <w:r>
+              <w:rPr>
+                <w:rStyle w:val="Lienhypertexte"/>
+                <w:noProof/>
+              </w:rPr>
+              <w:t>4.Ce que j’ai appris</w:t>
+            </w:r>
+            <w:r>
+              <w:rPr>
+                <w:noProof/>
+                <w:webHidden/>
+              </w:rPr>
+              <w:tab/>
+            </w:r>
+            <w:r>
+              <w:rPr>
+                <w:noProof/>
+                <w:webHidden/>
+              </w:rPr>
+              <w:fldChar w:fldCharType="begin"/>
+            </w:r>
+            <w:r>
+              <w:rPr>
+                <w:noProof/>
+                <w:webHidden/>
+              </w:rPr>
+              <w:instrText xml:space="preserve"> PAGEREF _Toc230616258 \h </w:instrText>
+            </w:r>
+            <w:r>
+              <w:rPr>
+                <w:noProof/>
+                <w:webHidden/>
+              </w:rPr>
+            </w:r>
+            <w:r>
+              <w:rPr>
+                <w:noProof/>
+                <w:webHidden/>
+              </w:rPr>
+              <w:fldChar w:fldCharType="separate"/>
+            </w:r>
+            <w:r>
+              <w:rPr>
+                <w:noProof/>
+                <w:webHidden/>
+              </w:rPr>
+              <w:t>4</w:t>
+            </w:r>
+            <w:r>
+              <w:rPr>
+                <w:noProof/>
+                <w:webHidden/>
+              </w:rPr>
+              <w:fldChar w:fldCharType="end"/>
+            </w:r>
+          </w:hyperlink>
+        </w:p>
+        <w:p>
+          <w:pPr>
+            <w:pStyle w:val="TM1"/>
+            <w:tabs>
+              <w:tab w:val="right" w:leader="dot" w:pos="8630"/>
+            </w:tabs>
+            <w:rPr>
+              <w:noProof/>
+            </w:rPr>
+          </w:pPr>
+          <w:hyperlink w:anchor="_Toc230616259" w:history="1">
+            <w:r>
+              <w:rPr>
+                <w:rStyle w:val="Lienhypertexte"/>
+                <w:noProof/>
+              </w:rPr>
+              <w:t>5.Améliorations possibles</w:t>
+            </w:r>
+            <w:r>
+              <w:rPr>
+                <w:noProof/>
+                <w:webHidden/>
+              </w:rPr>
+              <w:tab/>
+            </w:r>
+            <w:r>
+              <w:rPr>
+                <w:noProof/>
+                <w:webHidden/>
+              </w:rPr>
+              <w:fldChar w:fldCharType="begin"/>
+            </w:r>
+            <w:r>
+              <w:rPr>
+                <w:noProof/>
+                <w:webHidden/>
+              </w:rPr>
+              <w:instrText xml:space="preserve"> PAGEREF _Toc230616259 \h </w:instrText>
+            </w:r>
+            <w:r>
+              <w:rPr>
+                <w:noProof/>
+                <w:webHidden/>
+              </w:rPr>
+            </w:r>
+            <w:r>
+              <w:rPr>
+                <w:noProof/>
+                <w:webHidden/>
+              </w:rPr>
+              <w:fldChar w:fldCharType="separate"/>
+            </w:r>
+            <w:r>
+              <w:rPr>
+                <w:noProof/>
+                <w:webHidden/>
+              </w:rPr>
+              <w:t>4</w:t>
+            </w:r>
+            <w:r>
+              <w:rPr>
+                <w:noProof/>
+                <w:webHidden/>
+              </w:rPr>
+              <w:fldChar w:fldCharType="end"/>
+            </w:r>
+          </w:hyperlink>
+        </w:p>
+        <w:p>
+          <w:pPr>
+            <w:pStyle w:val="TM1"/>
+            <w:tabs>
+              <w:tab w:val="right" w:leader="dot" w:pos="8630"/>
+            </w:tabs>
+            <w:rPr>
+              <w:noProof/>
+            </w:rPr>
+          </w:pPr>
+          <w:hyperlink w:anchor="_Toc230616260" w:history="1">
+            <w:r>
+              <w:rPr>
+                <w:rStyle w:val="Lienhypertexte"/>
+                <w:noProof/>
+              </w:rPr>
+              <w:t>6.Réflexions pour le futur</w:t>
+            </w:r>
+            <w:r>
+              <w:rPr>
+                <w:noProof/>
+                <w:webHidden/>
+              </w:rPr>
+              <w:tab/>
+            </w:r>
+            <w:r>
+              <w:rPr>
+                <w:noProof/>
+                <w:webHidden/>
+              </w:rPr>
+              <w:fldChar w:fldCharType="begin"/>
+            </w:r>
+            <w:r>
+              <w:rPr>
+                <w:noProof/>
+                <w:webHidden/>
+              </w:rPr>
+              <w:instrText xml:space="preserve"> PAGEREF _Toc230616260 \h </w:instrText>
+            </w:r>
+            <w:r>
+              <w:rPr>
+                <w:noProof/>
+                <w:webHidden/>
+              </w:rPr>
+            </w:r>
+            <w:r>
+              <w:rPr>
+                <w:noProof/>
+                <w:webHidden/>
+              </w:rPr>
+              <w:fldChar w:fldCharType="separate"/>
+            </w:r>
+            <w:r>
+              <w:rPr>
+                <w:noProof/>
+                <w:webHidden/>
+              </w:rPr>
+              <w:t>4</w:t>
+            </w:r>
+            <w:r>
+              <w:rPr>
+                <w:noProof/>
+                <w:webHidden/>
+              </w:rPr>
+              <w:fldChar w:fldCharType="end"/>
+            </w:r>
+          </w:hyperlink>
+        </w:p>
+        <w:p>
+          <w:pPr>
+            <w:pStyle w:val="TM1"/>
+            <w:tabs>
+              <w:tab w:val="right" w:leader="dot" w:pos="8630"/>
+            </w:tabs>
+            <w:rPr>
+              <w:noProof/>
+            </w:rPr>
+          </w:pPr>
+          <w:hyperlink w:anchor="_Toc230616261" w:history="1">
+            <w:r>
+              <w:rPr>
+                <w:rStyle w:val="Lienhypertexte"/>
+                <w:noProof/>
+              </w:rPr>
+              <w:t>7.Conclusion</w:t>
+            </w:r>
+            <w:r>
+              <w:rPr>
+                <w:noProof/>
+                <w:webHidden/>
+              </w:rPr>
+              <w:tab/>
+            </w:r>
+            <w:r>
+              <w:rPr>
+                <w:noProof/>
+                <w:webHidden/>
+              </w:rPr>
+              <w:fldChar w:fldCharType="begin"/>
+            </w:r>
+            <w:r>
+              <w:rPr>
+                <w:noProof/>
+                <w:webHidden/>
+              </w:rPr>
+              <w:instrText xml:space="preserve"> PAGEREF _Toc230616261 \h </w:instrText>
+            </w:r>
+            <w:r>
+              <w:rPr>
+                <w:noProof/>
+                <w:webHidden/>
+              </w:rPr>
+            </w:r>
+            <w:r>
+              <w:rPr>
+                <w:noProof/>
+                <w:webHidden/>
+              </w:rPr>
+              <w:fldChar w:fldCharType="separate"/>
+            </w:r>
+            <w:r>
+              <w:rPr>
+                <w:noProof/>
+                <w:webHidden/>
+              </w:rPr>
+              <w:t>5</w:t>
+            </w:r>
+            <w:r>
+              <w:rPr>
+                <w:noProof/>
+                <w:webHidden/>
+              </w:rPr>
+              <w:fldChar w:fldCharType="end"/>
+            </w:r>
+          </w:hyperlink>
+        </w:p>
+        <w:p>
+          <w:r>
+            <w:rPr>
+              <w:b/>
+              <w:bCs/>
+              <w:lang w:val="fr-FR"/>
+            </w:rPr>
+            <w:fldChar w:fldCharType="end"/>
+          </w:r>
         </w:p>
       </w:sdtContent>
     </w:sdt>
@@ -4163,66 +5325,71 @@
       <w:pPr>
         <w:pStyle w:val="Titre1"/>
       </w:pPr>
+      <w:bookmarkStart w:id="0" w:name="_Toc230616245"/>
       <w:r>
         <w:lastRenderedPageBreak/>
         <w:t>1.Présentation du projet</w:t>
       </w:r>
+      <w:bookmarkEnd w:id="0"/>
     </w:p>
     <w:p>
       <w:pPr>
-        <w:rPr>
-          <w:sz w:val="24"/>
-          <w:szCs w:val="24"/>
-        </w:rPr>
-      </w:pPr>
-      <w:r>
-        <w:rPr>
-          <w:sz w:val="24"/>
-          <w:szCs w:val="24"/>
+        <w:spacing w:line="360" w:lineRule="auto"/>
+        <w:rPr>
+          <w:sz w:val="28"/>
+          <w:szCs w:val="28"/>
+        </w:rPr>
+      </w:pPr>
+      <w:r>
+        <w:rPr>
+          <w:sz w:val="28"/>
+          <w:szCs w:val="28"/>
         </w:rPr>
         <w:t>Le projet consistait à développer une application Windows en C# et WPF permettant de jouer au jeu de Go sur un plateau de 9x9</w:t>
       </w:r>
       <w:r>
         <w:rPr>
-          <w:sz w:val="24"/>
-          <w:szCs w:val="24"/>
+          <w:sz w:val="28"/>
+          <w:szCs w:val="28"/>
         </w:rPr>
         <w:t xml:space="preserve"> (prévue pour du 13x13 et du 19x19)</w:t>
       </w:r>
       <w:r>
         <w:rPr>
-          <w:sz w:val="24"/>
-          <w:szCs w:val="24"/>
+          <w:sz w:val="28"/>
+          <w:szCs w:val="28"/>
         </w:rPr>
         <w:t>.</w:t>
       </w:r>
     </w:p>
     <w:p>
       <w:pPr>
-        <w:rPr>
-          <w:sz w:val="24"/>
-          <w:szCs w:val="24"/>
-        </w:rPr>
-      </w:pPr>
-      <w:r>
-        <w:rPr>
-          <w:sz w:val="24"/>
-          <w:szCs w:val="24"/>
+        <w:spacing w:line="360" w:lineRule="auto"/>
+        <w:rPr>
+          <w:sz w:val="28"/>
+          <w:szCs w:val="28"/>
+        </w:rPr>
+      </w:pPr>
+      <w:r>
+        <w:rPr>
+          <w:sz w:val="28"/>
+          <w:szCs w:val="28"/>
         </w:rPr>
         <w:t>L’application devait permettre à deux joueurs de jouer une partie complète en respectant les principales règles du Go. Elle devait également gérer le calcul des scores, le temps de jeu des joueurs, les captures, les territoires ainsi que l’affichage du résultat final.</w:t>
       </w:r>
     </w:p>
     <w:p>
       <w:pPr>
-        <w:rPr>
-          <w:sz w:val="24"/>
-          <w:szCs w:val="24"/>
-        </w:rPr>
-      </w:pPr>
-      <w:r>
-        <w:rPr>
-          <w:sz w:val="24"/>
-          <w:szCs w:val="24"/>
+        <w:spacing w:line="360" w:lineRule="auto"/>
+        <w:rPr>
+          <w:sz w:val="28"/>
+          <w:szCs w:val="28"/>
+        </w:rPr>
+      </w:pPr>
+      <w:r>
+        <w:rPr>
+          <w:sz w:val="28"/>
+          <w:szCs w:val="28"/>
         </w:rPr>
         <w:t>Le projet a été développé en utilisant le patron de conception MVVM afin de séparer l’interface graphique de la logique applicative.</w:t>
       </w:r>
@@ -4231,131 +5398,1156 @@
       <w:pPr>
         <w:pStyle w:val="Titre1"/>
       </w:pPr>
-      <w:r>
-        <w:lastRenderedPageBreak/>
+      <w:bookmarkStart w:id="1" w:name="_Toc230616246"/>
+      <w:r>
         <w:t>2.Problèmes rencontrés et solutions appliquées</w:t>
       </w:r>
+      <w:bookmarkEnd w:id="1"/>
     </w:p>
     <w:p>
       <w:pPr>
         <w:pStyle w:val="Titre2"/>
       </w:pPr>
+      <w:bookmarkStart w:id="2" w:name="_Toc230616247"/>
       <w:r>
         <w:t>Problème 1 – Gestion des captures</w:t>
       </w:r>
+      <w:bookmarkEnd w:id="2"/>
     </w:p>
     <w:p>
       <w:pPr>
-        <w:pStyle w:val="Titre3"/>
-      </w:pPr>
-      <w:r>
-        <w:t>Solution</w:t>
+        <w:spacing w:line="360" w:lineRule="auto"/>
+        <w:rPr>
+          <w:sz w:val="28"/>
+          <w:szCs w:val="28"/>
+        </w:rPr>
+      </w:pPr>
+      <w:r>
+        <w:rPr>
+          <w:sz w:val="28"/>
+          <w:szCs w:val="28"/>
+        </w:rPr>
+        <w:t>L’une des plus grandes difficultés du projet était de déterminer quand un groupe de pierres devait être retiré du plateau.</w:t>
       </w:r>
     </w:p>
     <w:p>
       <w:pPr>
-        <w:pStyle w:val="Titre2"/>
-      </w:pPr>
-      <w:r>
-        <w:t>Problème 2 – Gestion de la règle de KO</w:t>
+        <w:spacing w:line="360" w:lineRule="auto"/>
+        <w:rPr>
+          <w:sz w:val="28"/>
+          <w:szCs w:val="28"/>
+        </w:rPr>
+      </w:pPr>
+      <w:r>
+        <w:rPr>
+          <w:sz w:val="28"/>
+          <w:szCs w:val="28"/>
+        </w:rPr>
+        <w:t>Pour effectuer une capture, il fallait détecter les groupes de pierres connectées et calculer leurs libertés</w:t>
+      </w:r>
+      <w:r>
+        <w:rPr>
+          <w:sz w:val="28"/>
+          <w:szCs w:val="28"/>
+        </w:rPr>
+        <w:t>.</w:t>
       </w:r>
     </w:p>
     <w:p>
       <w:pPr>
         <w:pStyle w:val="Titre3"/>
       </w:pPr>
+      <w:bookmarkStart w:id="3" w:name="_Toc230616248"/>
       <w:r>
         <w:t>Solution</w:t>
       </w:r>
+      <w:bookmarkEnd w:id="3"/>
     </w:p>
     <w:p>
       <w:pPr>
-        <w:pStyle w:val="Titre2"/>
-      </w:pPr>
-      <w:r>
-        <w:t>Problème 3 – Calcul des territoires</w:t>
+        <w:rPr>
+          <w:sz w:val="28"/>
+          <w:szCs w:val="28"/>
+        </w:rPr>
+      </w:pPr>
+      <w:r>
+        <w:rPr>
+          <w:sz w:val="28"/>
+          <w:szCs w:val="28"/>
+        </w:rPr>
+        <w:t>Des méthodes ont été créées afin :</w:t>
       </w:r>
     </w:p>
     <w:p>
       <w:pPr>
-        <w:pStyle w:val="Titre3"/>
-      </w:pPr>
-      <w:r>
-        <w:t>Solution</w:t>
+        <w:pStyle w:val="Paragraphedeliste"/>
+        <w:numPr>
+          <w:ilvl w:val="0"/>
+          <w:numId w:val="2"/>
+        </w:numPr>
+        <w:rPr>
+          <w:sz w:val="28"/>
+          <w:szCs w:val="28"/>
+        </w:rPr>
+      </w:pPr>
+      <w:r>
+        <w:rPr>
+          <w:sz w:val="28"/>
+          <w:szCs w:val="28"/>
+        </w:rPr>
+        <w:t>D</w:t>
+      </w:r>
+      <w:r>
+        <w:rPr>
+          <w:sz w:val="28"/>
+          <w:szCs w:val="28"/>
+        </w:rPr>
+        <w:t>e récupérer les voisins d’une pierre</w:t>
       </w:r>
     </w:p>
     <w:p>
       <w:pPr>
-        <w:pStyle w:val="Titre2"/>
-      </w:pPr>
-      <w:r>
-        <w:t>Problème 4 – Gestion du temps de jeu</w:t>
+        <w:pStyle w:val="Paragraphedeliste"/>
+        <w:numPr>
+          <w:ilvl w:val="0"/>
+          <w:numId w:val="2"/>
+        </w:numPr>
+        <w:rPr>
+          <w:sz w:val="28"/>
+          <w:szCs w:val="28"/>
+        </w:rPr>
+      </w:pPr>
+      <w:r>
+        <w:rPr>
+          <w:sz w:val="28"/>
+          <w:szCs w:val="28"/>
+        </w:rPr>
+        <w:t>D</w:t>
+      </w:r>
+      <w:r>
+        <w:rPr>
+          <w:sz w:val="28"/>
+          <w:szCs w:val="28"/>
+        </w:rPr>
+        <w:t>e construire un groupe de pierres connectées</w:t>
       </w:r>
     </w:p>
     <w:p>
       <w:pPr>
-        <w:pStyle w:val="Titre3"/>
-      </w:pPr>
-      <w:r>
-        <w:t>Solution</w:t>
+        <w:pStyle w:val="Paragraphedeliste"/>
+        <w:numPr>
+          <w:ilvl w:val="0"/>
+          <w:numId w:val="2"/>
+        </w:numPr>
+        <w:rPr>
+          <w:sz w:val="28"/>
+          <w:szCs w:val="28"/>
+        </w:rPr>
+      </w:pPr>
+      <w:r>
+        <w:rPr>
+          <w:sz w:val="28"/>
+          <w:szCs w:val="28"/>
+        </w:rPr>
+        <w:t>D</w:t>
+      </w:r>
+      <w:r>
+        <w:rPr>
+          <w:sz w:val="28"/>
+          <w:szCs w:val="28"/>
+        </w:rPr>
+        <w:t>e calculer le nombre de libertés d’un groupe</w:t>
       </w:r>
     </w:p>
     <w:p>
       <w:pPr>
-        <w:pStyle w:val="Titre1"/>
-      </w:pPr>
-      <w:r>
-        <w:t>3.Facteurs ayant influencé le projet</w:t>
+        <w:pStyle w:val="Paragraphedeliste"/>
+        <w:numPr>
+          <w:ilvl w:val="0"/>
+          <w:numId w:val="2"/>
+        </w:numPr>
+        <w:rPr>
+          <w:sz w:val="28"/>
+          <w:szCs w:val="28"/>
+        </w:rPr>
+      </w:pPr>
+      <w:r>
+        <w:rPr>
+          <w:sz w:val="28"/>
+          <w:szCs w:val="28"/>
+        </w:rPr>
+        <w:t>D</w:t>
+      </w:r>
+      <w:r>
+        <w:rPr>
+          <w:sz w:val="28"/>
+          <w:szCs w:val="28"/>
+        </w:rPr>
+        <w:t>e retirer automatiquement les groupes qui n’ont plus de liberté.</w:t>
       </w:r>
     </w:p>
     <w:p>
       <w:pPr>
         <w:pStyle w:val="Titre2"/>
       </w:pPr>
-      <w:r>
-        <w:t>Facteurs positifs</w:t>
-      </w:r>
+      <w:bookmarkStart w:id="4" w:name="_Toc230616249"/>
+      <w:r>
+        <w:lastRenderedPageBreak/>
+        <w:t>Problème 2 – Gestion de la règle de KO</w:t>
+      </w:r>
+      <w:bookmarkEnd w:id="4"/>
     </w:p>
     <w:p>
       <w:pPr>
-        <w:pStyle w:val="Titre2"/>
-      </w:pPr>
-      <w:r>
-        <w:t>Facteurs négatifs</w:t>
+        <w:spacing w:line="360" w:lineRule="auto"/>
+        <w:rPr>
+          <w:sz w:val="28"/>
+          <w:szCs w:val="28"/>
+        </w:rPr>
+      </w:pPr>
+      <w:r>
+        <w:rPr>
+          <w:sz w:val="28"/>
+          <w:szCs w:val="28"/>
+        </w:rPr>
+        <w:t>La règle du ko empêche un joueur de recréer immédiatement une position précédente du plateau.</w:t>
       </w:r>
     </w:p>
     <w:p>
       <w:pPr>
-        <w:pStyle w:val="Titre1"/>
-      </w:pPr>
-      <w:r>
-        <w:t>4.Ce que j’ai appris</w:t>
+        <w:spacing w:line="360" w:lineRule="auto"/>
+        <w:rPr>
+          <w:sz w:val="28"/>
+          <w:szCs w:val="28"/>
+        </w:rPr>
+      </w:pPr>
+      <w:r>
+        <w:rPr>
+          <w:sz w:val="28"/>
+          <w:szCs w:val="28"/>
+        </w:rPr>
+        <w:t>Cette règle était plus complexe à implanter que les captures normales puisqu’elle nécessite de comparer plusieurs états du plateau.</w:t>
       </w:r>
     </w:p>
     <w:p>
       <w:pPr>
-        <w:pStyle w:val="Titre1"/>
-      </w:pPr>
-      <w:r>
-        <w:t>5.Améliorations possibles</w:t>
-      </w:r>
+        <w:pStyle w:val="Titre3"/>
+      </w:pPr>
+      <w:bookmarkStart w:id="5" w:name="_Toc230616250"/>
+      <w:r>
+        <w:t>Solution</w:t>
+      </w:r>
+      <w:bookmarkEnd w:id="5"/>
     </w:p>
     <w:p>
       <w:pPr>
-        <w:pStyle w:val="Titre1"/>
-      </w:pPr>
-      <w:r>
-        <w:t>6.Réflexions pour le futur</w:t>
+        <w:spacing w:line="360" w:lineRule="auto"/>
+        <w:rPr>
+          <w:sz w:val="28"/>
+          <w:szCs w:val="28"/>
+        </w:rPr>
+      </w:pPr>
+      <w:r>
+        <w:rPr>
+          <w:sz w:val="28"/>
+          <w:szCs w:val="28"/>
+        </w:rPr>
+        <w:t>Une représentation du plateau a été créée afin de sauvegarder l’état précédent du jeu.</w:t>
       </w:r>
     </w:p>
     <w:p>
       <w:pPr>
+        <w:spacing w:line="360" w:lineRule="auto"/>
+        <w:rPr>
+          <w:sz w:val="28"/>
+          <w:szCs w:val="28"/>
+        </w:rPr>
+      </w:pPr>
+      <w:r>
+        <w:rPr>
+          <w:sz w:val="28"/>
+          <w:szCs w:val="28"/>
+        </w:rPr>
+        <w:t>Après chaque coup, le nouvel état est comparé à l’état interdit. Si les deux états sont identiques, le coup est annulé et un message est affiché au joueur.</w:t>
+      </w:r>
+    </w:p>
+    <w:p>
+      <w:pPr>
+        <w:pStyle w:val="Titre2"/>
+      </w:pPr>
+      <w:bookmarkStart w:id="6" w:name="_Toc230616251"/>
+      <w:r>
+        <w:t>Problème 3 – Calcul des territoires</w:t>
+      </w:r>
+      <w:bookmarkEnd w:id="6"/>
+    </w:p>
+    <w:p>
+      <w:pPr>
+        <w:spacing w:line="360" w:lineRule="auto"/>
+        <w:rPr>
+          <w:sz w:val="28"/>
+          <w:szCs w:val="28"/>
+        </w:rPr>
+      </w:pPr>
+      <w:r>
+        <w:rPr>
+          <w:sz w:val="28"/>
+          <w:szCs w:val="28"/>
+        </w:rPr>
+        <w:t>Le calcul du territoire est l’élément principal utilisé lors du calcul du score final.</w:t>
+      </w:r>
+    </w:p>
+    <w:p>
+      <w:pPr>
+        <w:spacing w:line="360" w:lineRule="auto"/>
+        <w:rPr>
+          <w:sz w:val="28"/>
+          <w:szCs w:val="28"/>
+        </w:rPr>
+      </w:pPr>
+      <w:r>
+        <w:rPr>
+          <w:sz w:val="28"/>
+          <w:szCs w:val="28"/>
+        </w:rPr>
+        <w:t>La difficulté était de déterminer quelles zones vides appartiennent au joueur noir, au joueur blanc ou à aucun joueur.</w:t>
+      </w:r>
+    </w:p>
+    <w:p>
+      <w:pPr>
+        <w:pStyle w:val="Titre3"/>
+      </w:pPr>
+      <w:bookmarkStart w:id="7" w:name="_Toc230616252"/>
+      <w:r>
+        <w:t>Solution</w:t>
+      </w:r>
+      <w:bookmarkEnd w:id="7"/>
+    </w:p>
+    <w:p>
+      <w:pPr>
+        <w:spacing w:line="360" w:lineRule="auto"/>
+        <w:rPr>
+          <w:sz w:val="28"/>
+          <w:szCs w:val="28"/>
+        </w:rPr>
+      </w:pPr>
+      <w:r>
+        <w:rPr>
+          <w:sz w:val="28"/>
+          <w:szCs w:val="28"/>
+        </w:rPr>
+        <w:t xml:space="preserve">On parcourt les intersections vides et vérifie les couleurs qui entourent celles-ci.  </w:t>
+      </w:r>
+      <w:r>
+        <w:rPr>
+          <w:sz w:val="28"/>
+          <w:szCs w:val="28"/>
+        </w:rPr>
+        <w:t>Si une zone est entourée uniquement par des pierres noires, elle est attribuée au joueur noir.</w:t>
+      </w:r>
+      <w:r>
+        <w:rPr>
+          <w:sz w:val="28"/>
+          <w:szCs w:val="28"/>
+        </w:rPr>
+        <w:t xml:space="preserve"> </w:t>
+      </w:r>
+      <w:r>
+        <w:rPr>
+          <w:sz w:val="28"/>
+          <w:szCs w:val="28"/>
+        </w:rPr>
+        <w:t>Si elle est entourée uniquement par des pierres blanches, elle est attribuée au joueur blanc.</w:t>
+      </w:r>
+      <w:r>
+        <w:rPr>
+          <w:sz w:val="28"/>
+          <w:szCs w:val="28"/>
+        </w:rPr>
+        <w:t xml:space="preserve"> </w:t>
+      </w:r>
+      <w:r>
+        <w:rPr>
+          <w:sz w:val="28"/>
+          <w:szCs w:val="28"/>
+        </w:rPr>
+        <w:t>Les zones entourées par les deux couleurs sont considérées comme neutres.</w:t>
+      </w:r>
+    </w:p>
+    <w:p>
+      <w:pPr>
+        <w:spacing w:line="360" w:lineRule="auto"/>
+        <w:rPr>
+          <w:sz w:val="28"/>
+          <w:szCs w:val="28"/>
+        </w:rPr>
+      </w:pPr>
+    </w:p>
+    <w:p>
+      <w:pPr>
+        <w:pStyle w:val="Titre2"/>
+      </w:pPr>
+      <w:bookmarkStart w:id="8" w:name="_Toc230616253"/>
+      <w:r>
+        <w:lastRenderedPageBreak/>
+        <w:t>Problème 4 – Gestion du temps de jeu</w:t>
+      </w:r>
+      <w:bookmarkEnd w:id="8"/>
+    </w:p>
+    <w:p>
+      <w:pPr>
+        <w:rPr>
+          <w:sz w:val="28"/>
+          <w:szCs w:val="28"/>
+        </w:rPr>
+      </w:pPr>
+      <w:r>
+        <w:rPr>
+          <w:sz w:val="28"/>
+          <w:szCs w:val="28"/>
+        </w:rPr>
+        <w:t>Il était demandé qu’un temps soit conservé pour chaque joueur ainsi que le temps de jeu total.</w:t>
+      </w:r>
+    </w:p>
+    <w:p>
+      <w:pPr>
+        <w:pStyle w:val="Titre3"/>
+      </w:pPr>
+      <w:bookmarkStart w:id="9" w:name="_Toc230616254"/>
+      <w:r>
+        <w:t>Solution</w:t>
+      </w:r>
+      <w:bookmarkEnd w:id="9"/>
+    </w:p>
+    <w:p>
+      <w:pPr>
+        <w:rPr>
+          <w:sz w:val="28"/>
+          <w:szCs w:val="28"/>
+        </w:rPr>
+      </w:pPr>
+      <w:r>
+        <w:rPr>
+          <w:sz w:val="28"/>
+          <w:szCs w:val="28"/>
+        </w:rPr>
+        <w:t xml:space="preserve">Après plusieurs recherches une solution s’est imposé par sa simplicité : </w:t>
+      </w:r>
+    </w:p>
+    <w:p>
+      <w:pPr>
+        <w:rPr>
+          <w:b/>
+          <w:bCs/>
+          <w:sz w:val="28"/>
+          <w:szCs w:val="28"/>
+        </w:rPr>
+      </w:pPr>
+      <w:r>
+        <w:rPr>
+          <w:sz w:val="28"/>
+          <w:szCs w:val="28"/>
+        </w:rPr>
+        <w:t xml:space="preserve">Le </w:t>
+      </w:r>
+      <w:r>
+        <w:rPr>
+          <w:b/>
+          <w:bCs/>
+          <w:sz w:val="28"/>
+          <w:szCs w:val="28"/>
+        </w:rPr>
+        <w:t>DispatcherTimer</w:t>
+      </w:r>
+    </w:p>
+    <w:p>
+      <w:pPr>
+        <w:rPr>
+          <w:sz w:val="28"/>
+          <w:szCs w:val="28"/>
+        </w:rPr>
+      </w:pPr>
+      <w:r>
+        <w:rPr>
+          <w:sz w:val="28"/>
+          <w:szCs w:val="28"/>
+        </w:rPr>
+        <w:t xml:space="preserve">Il a été utilisé pour </w:t>
+      </w:r>
+      <w:r>
+        <w:rPr>
+          <w:sz w:val="28"/>
+          <w:szCs w:val="28"/>
+        </w:rPr>
+        <w:t>ajouter une seconde au joueur actif à chaque intervalle.</w:t>
+      </w:r>
+      <w:r>
+        <w:rPr>
+          <w:sz w:val="28"/>
+          <w:szCs w:val="28"/>
+        </w:rPr>
+        <w:t xml:space="preserve"> J’ai simplement </w:t>
+      </w:r>
+      <w:r>
+        <w:rPr>
+          <w:sz w:val="28"/>
+          <w:szCs w:val="28"/>
+        </w:rPr>
+        <w:t>additionné</w:t>
+      </w:r>
+      <w:r>
+        <w:rPr>
+          <w:sz w:val="28"/>
+          <w:szCs w:val="28"/>
+        </w:rPr>
+        <w:t xml:space="preserve"> les 2 temps de joueurs pour le temps total</w:t>
+      </w:r>
+    </w:p>
+    <w:p>
+      <w:pPr>
         <w:pStyle w:val="Titre1"/>
       </w:pPr>
+      <w:bookmarkStart w:id="10" w:name="_Toc230616255"/>
+      <w:r>
+        <w:t>3.Facteurs ayant influencé le projet</w:t>
+      </w:r>
+      <w:bookmarkEnd w:id="10"/>
+    </w:p>
+    <w:p>
+      <w:pPr>
+        <w:pStyle w:val="Titre2"/>
+      </w:pPr>
+      <w:bookmarkStart w:id="11" w:name="_Toc230616256"/>
+      <w:r>
+        <w:t>Facteurs positifs</w:t>
+      </w:r>
+      <w:bookmarkEnd w:id="11"/>
+    </w:p>
+    <w:p>
+      <w:pPr>
+        <w:pStyle w:val="Paragraphedeliste"/>
+        <w:numPr>
+          <w:ilvl w:val="0"/>
+          <w:numId w:val="4"/>
+        </w:numPr>
+        <w:rPr>
+          <w:sz w:val="28"/>
+          <w:szCs w:val="28"/>
+        </w:rPr>
+      </w:pPr>
+      <w:r>
+        <w:rPr>
+          <w:sz w:val="28"/>
+          <w:szCs w:val="28"/>
+        </w:rPr>
+        <w:t>Bonne compréhension du langage C#</w:t>
+      </w:r>
+    </w:p>
+    <w:p>
+      <w:pPr>
+        <w:pStyle w:val="Paragraphedeliste"/>
+        <w:numPr>
+          <w:ilvl w:val="0"/>
+          <w:numId w:val="4"/>
+        </w:numPr>
+        <w:rPr>
+          <w:sz w:val="28"/>
+          <w:szCs w:val="28"/>
+        </w:rPr>
+      </w:pPr>
+      <w:r>
+        <w:rPr>
+          <w:sz w:val="28"/>
+          <w:szCs w:val="28"/>
+        </w:rPr>
+        <w:t>Utilisation du patron MVVM</w:t>
+      </w:r>
+    </w:p>
+    <w:p>
+      <w:pPr>
+        <w:pStyle w:val="Paragraphedeliste"/>
+        <w:numPr>
+          <w:ilvl w:val="0"/>
+          <w:numId w:val="4"/>
+        </w:numPr>
+        <w:rPr>
+          <w:sz w:val="28"/>
+          <w:szCs w:val="28"/>
+        </w:rPr>
+      </w:pPr>
+      <w:r>
+        <w:rPr>
+          <w:sz w:val="28"/>
+          <w:szCs w:val="28"/>
+        </w:rPr>
+        <w:t>Bonne organisation des classes</w:t>
+      </w:r>
+    </w:p>
+    <w:p>
+      <w:pPr>
+        <w:pStyle w:val="Paragraphedeliste"/>
+        <w:numPr>
+          <w:ilvl w:val="0"/>
+          <w:numId w:val="4"/>
+        </w:numPr>
+        <w:rPr>
+          <w:sz w:val="28"/>
+          <w:szCs w:val="28"/>
+        </w:rPr>
+      </w:pPr>
+      <w:r>
+        <w:rPr>
+          <w:sz w:val="28"/>
+          <w:szCs w:val="28"/>
+        </w:rPr>
+        <w:t>Sauvegarde XML simple à mettre en place</w:t>
+      </w:r>
+    </w:p>
+    <w:p>
+      <w:pPr>
+        <w:pStyle w:val="Paragraphedeliste"/>
+        <w:numPr>
+          <w:ilvl w:val="0"/>
+          <w:numId w:val="4"/>
+        </w:numPr>
+        <w:rPr>
+          <w:sz w:val="28"/>
+          <w:szCs w:val="28"/>
+        </w:rPr>
+      </w:pPr>
+      <w:r>
+        <w:rPr>
+          <w:sz w:val="28"/>
+          <w:szCs w:val="28"/>
+        </w:rPr>
+        <w:t>Un projet précédent ayant aidé à la mise en place de celui-ci</w:t>
+      </w:r>
+    </w:p>
+    <w:p>
+      <w:pPr>
+        <w:pStyle w:val="Titre2"/>
+      </w:pPr>
+      <w:bookmarkStart w:id="12" w:name="_Toc230616257"/>
+      <w:r>
+        <w:t>Facteurs négatifs</w:t>
+      </w:r>
+      <w:bookmarkEnd w:id="12"/>
+    </w:p>
+    <w:p>
+      <w:pPr>
+        <w:pStyle w:val="Paragraphedeliste"/>
+        <w:numPr>
+          <w:ilvl w:val="0"/>
+          <w:numId w:val="5"/>
+        </w:numPr>
+        <w:rPr>
+          <w:sz w:val="28"/>
+          <w:szCs w:val="28"/>
+        </w:rPr>
+      </w:pPr>
+      <w:r>
+        <w:rPr>
+          <w:sz w:val="28"/>
+          <w:szCs w:val="28"/>
+        </w:rPr>
+        <w:t xml:space="preserve">Complexité des règles du Go </w:t>
+      </w:r>
+    </w:p>
+    <w:p>
+      <w:pPr>
+        <w:pStyle w:val="Paragraphedeliste"/>
+        <w:numPr>
+          <w:ilvl w:val="0"/>
+          <w:numId w:val="5"/>
+        </w:numPr>
+        <w:rPr>
+          <w:sz w:val="28"/>
+          <w:szCs w:val="28"/>
+        </w:rPr>
+      </w:pPr>
+      <w:r>
+        <w:rPr>
+          <w:sz w:val="28"/>
+          <w:szCs w:val="28"/>
+        </w:rPr>
+        <w:t xml:space="preserve">Débogage des captures et du calcul des libertés </w:t>
+      </w:r>
+    </w:p>
+    <w:p>
+      <w:pPr>
+        <w:pStyle w:val="Paragraphedeliste"/>
+        <w:numPr>
+          <w:ilvl w:val="0"/>
+          <w:numId w:val="5"/>
+        </w:numPr>
+        <w:rPr>
+          <w:sz w:val="28"/>
+          <w:szCs w:val="28"/>
+        </w:rPr>
+      </w:pPr>
+      <w:r>
+        <w:rPr>
+          <w:sz w:val="28"/>
+          <w:szCs w:val="28"/>
+        </w:rPr>
+        <w:t xml:space="preserve">Temps requis pour tester tous les cas possibles </w:t>
+      </w:r>
+    </w:p>
+    <w:p>
+      <w:pPr>
+        <w:pStyle w:val="Paragraphedeliste"/>
+        <w:numPr>
+          <w:ilvl w:val="0"/>
+          <w:numId w:val="5"/>
+        </w:numPr>
+        <w:rPr>
+          <w:sz w:val="28"/>
+          <w:szCs w:val="28"/>
+        </w:rPr>
+      </w:pPr>
+      <w:r>
+        <w:rPr>
+          <w:sz w:val="28"/>
+          <w:szCs w:val="28"/>
+        </w:rPr>
+        <w:t>Ajustements fréquents de l’interface graphique</w:t>
+      </w:r>
+    </w:p>
+    <w:p>
+      <w:pPr>
+        <w:pStyle w:val="Titre1"/>
+      </w:pPr>
+      <w:bookmarkStart w:id="13" w:name="_Toc230616258"/>
+      <w:r>
+        <w:t>4.Ce que j’ai appris</w:t>
+      </w:r>
+      <w:bookmarkEnd w:id="13"/>
+    </w:p>
+    <w:p>
+      <w:pPr>
+        <w:pStyle w:val="Paragraphedeliste"/>
+        <w:numPr>
+          <w:ilvl w:val="0"/>
+          <w:numId w:val="6"/>
+        </w:numPr>
+        <w:rPr>
+          <w:sz w:val="28"/>
+          <w:szCs w:val="28"/>
+        </w:rPr>
+      </w:pPr>
+      <w:r>
+        <w:rPr>
+          <w:sz w:val="28"/>
+          <w:szCs w:val="28"/>
+        </w:rPr>
+        <w:t>L’utilisation d’un DispatcherTimer était nouvelle pour moi</w:t>
+      </w:r>
+    </w:p>
+    <w:p>
+      <w:pPr>
+        <w:pStyle w:val="Paragraphedeliste"/>
+        <w:numPr>
+          <w:ilvl w:val="0"/>
+          <w:numId w:val="6"/>
+        </w:numPr>
+        <w:rPr>
+          <w:sz w:val="28"/>
+          <w:szCs w:val="28"/>
+        </w:rPr>
+      </w:pPr>
+      <w:r>
+        <w:rPr>
+          <w:sz w:val="28"/>
+          <w:szCs w:val="28"/>
+        </w:rPr>
+        <w:t>Création de tests unitaires grâce à des méthodes internal plutôt que public</w:t>
+      </w:r>
+    </w:p>
+    <w:p>
+      <w:pPr>
+        <w:pStyle w:val="Paragraphedeliste"/>
+        <w:numPr>
+          <w:ilvl w:val="0"/>
+          <w:numId w:val="6"/>
+        </w:numPr>
+        <w:rPr>
+          <w:sz w:val="28"/>
+          <w:szCs w:val="28"/>
+        </w:rPr>
+      </w:pPr>
+      <w:r>
+        <w:rPr>
+          <w:sz w:val="28"/>
+          <w:szCs w:val="28"/>
+        </w:rPr>
+        <w:t>Apprentissage des règles d’un jeu inconnus et application de celles-ci dans un programme</w:t>
+      </w:r>
+    </w:p>
+    <w:p>
+      <w:pPr>
+        <w:pStyle w:val="Paragraphedeliste"/>
+        <w:numPr>
+          <w:ilvl w:val="0"/>
+          <w:numId w:val="6"/>
+        </w:numPr>
+        <w:rPr>
+          <w:sz w:val="28"/>
+          <w:szCs w:val="28"/>
+        </w:rPr>
+      </w:pPr>
+      <w:r>
+        <w:rPr>
+          <w:sz w:val="28"/>
+          <w:szCs w:val="28"/>
+        </w:rPr>
+        <w:lastRenderedPageBreak/>
+        <w:t>Création d’un tableau sous forme de liste pour faciliter la gestion d’objets comme les intersections et l’affichage de ceux-ci</w:t>
+      </w:r>
+    </w:p>
+    <w:p>
+      <w:pPr>
+        <w:pStyle w:val="Titre1"/>
+      </w:pPr>
+      <w:bookmarkStart w:id="14" w:name="_Toc230616259"/>
+      <w:r>
+        <w:t>5.Améliorations possibles</w:t>
+      </w:r>
+      <w:bookmarkEnd w:id="14"/>
+    </w:p>
+    <w:p>
+      <w:pPr>
+        <w:pStyle w:val="Paragraphedeliste"/>
+        <w:numPr>
+          <w:ilvl w:val="0"/>
+          <w:numId w:val="1"/>
+        </w:numPr>
+        <w:rPr>
+          <w:sz w:val="28"/>
+          <w:szCs w:val="28"/>
+        </w:rPr>
+      </w:pPr>
+      <w:r>
+        <w:rPr>
+          <w:sz w:val="28"/>
+          <w:szCs w:val="28"/>
+        </w:rPr>
+        <w:t xml:space="preserve">Ajouter la sauvegarde et le chargement d’une partie </w:t>
+      </w:r>
+    </w:p>
+    <w:p>
+      <w:pPr>
+        <w:pStyle w:val="Paragraphedeliste"/>
+        <w:numPr>
+          <w:ilvl w:val="0"/>
+          <w:numId w:val="1"/>
+        </w:numPr>
+        <w:rPr>
+          <w:sz w:val="28"/>
+          <w:szCs w:val="28"/>
+        </w:rPr>
+      </w:pPr>
+      <w:r>
+        <w:rPr>
+          <w:sz w:val="28"/>
+          <w:szCs w:val="28"/>
+        </w:rPr>
+        <w:t xml:space="preserve">Améliorer l’algorithme de calcul des territoires </w:t>
+      </w:r>
+    </w:p>
+    <w:p>
+      <w:pPr>
+        <w:pStyle w:val="Paragraphedeliste"/>
+        <w:numPr>
+          <w:ilvl w:val="0"/>
+          <w:numId w:val="1"/>
+        </w:numPr>
+        <w:rPr>
+          <w:sz w:val="28"/>
+          <w:szCs w:val="28"/>
+        </w:rPr>
+      </w:pPr>
+      <w:r>
+        <w:rPr>
+          <w:sz w:val="28"/>
+          <w:szCs w:val="28"/>
+        </w:rPr>
+        <w:t xml:space="preserve">Ajouter une aide visuelle pour les coups légaux </w:t>
+      </w:r>
+    </w:p>
+    <w:p>
+      <w:pPr>
+        <w:pStyle w:val="Paragraphedeliste"/>
+        <w:numPr>
+          <w:ilvl w:val="0"/>
+          <w:numId w:val="1"/>
+        </w:numPr>
+        <w:rPr>
+          <w:sz w:val="28"/>
+          <w:szCs w:val="28"/>
+        </w:rPr>
+      </w:pPr>
+      <w:r>
+        <w:rPr>
+          <w:sz w:val="28"/>
+          <w:szCs w:val="28"/>
+        </w:rPr>
+        <w:t xml:space="preserve">Ajouter un historique des parties jouées </w:t>
+      </w:r>
+      <w:r>
+        <w:rPr>
+          <w:sz w:val="28"/>
+          <w:szCs w:val="28"/>
+        </w:rPr>
+        <w:t>(vue pour les utilisateurs)</w:t>
+      </w:r>
+    </w:p>
+    <w:p>
+      <w:pPr>
+        <w:pStyle w:val="Paragraphedeliste"/>
+        <w:numPr>
+          <w:ilvl w:val="0"/>
+          <w:numId w:val="1"/>
+        </w:numPr>
+        <w:rPr>
+          <w:sz w:val="28"/>
+          <w:szCs w:val="28"/>
+        </w:rPr>
+      </w:pPr>
+      <w:r>
+        <w:rPr>
+          <w:sz w:val="28"/>
+          <w:szCs w:val="28"/>
+        </w:rPr>
+        <w:t xml:space="preserve">Ajouter </w:t>
+      </w:r>
+      <w:r>
+        <w:rPr>
+          <w:sz w:val="28"/>
+          <w:szCs w:val="28"/>
+        </w:rPr>
+        <w:t xml:space="preserve">une </w:t>
+      </w:r>
+      <w:r>
+        <w:rPr>
+          <w:sz w:val="28"/>
+          <w:szCs w:val="28"/>
+        </w:rPr>
+        <w:t xml:space="preserve">intelligence artificielle </w:t>
+      </w:r>
+      <w:r>
+        <w:rPr>
+          <w:sz w:val="28"/>
+          <w:szCs w:val="28"/>
+        </w:rPr>
+        <w:t>pour permettre le jeu en solo</w:t>
+      </w:r>
+    </w:p>
+    <w:p>
+      <w:pPr>
+        <w:pStyle w:val="Paragraphedeliste"/>
+        <w:numPr>
+          <w:ilvl w:val="0"/>
+          <w:numId w:val="1"/>
+        </w:numPr>
+        <w:rPr>
+          <w:sz w:val="28"/>
+          <w:szCs w:val="28"/>
+        </w:rPr>
+      </w:pPr>
+      <w:r>
+        <w:rPr>
+          <w:sz w:val="28"/>
+          <w:szCs w:val="28"/>
+        </w:rPr>
+        <w:t>Ajouter une gestion d’utilisateurs (Login)</w:t>
+      </w:r>
+    </w:p>
+    <w:p>
+      <w:pPr>
+        <w:pStyle w:val="Paragraphedeliste"/>
+        <w:numPr>
+          <w:ilvl w:val="0"/>
+          <w:numId w:val="1"/>
+        </w:numPr>
+        <w:rPr>
+          <w:sz w:val="28"/>
+          <w:szCs w:val="28"/>
+        </w:rPr>
+      </w:pPr>
+      <w:r>
+        <w:rPr>
+          <w:sz w:val="28"/>
+          <w:szCs w:val="28"/>
+        </w:rPr>
+        <w:t xml:space="preserve">Ajouter des statistiques détaillées sur les joueurs </w:t>
+      </w:r>
+      <w:r>
+        <w:rPr>
+          <w:sz w:val="28"/>
+          <w:szCs w:val="28"/>
+        </w:rPr>
+        <w:t>(lien à faire avec le point précédent)</w:t>
+      </w:r>
+    </w:p>
+    <w:p>
+      <w:pPr>
+        <w:pStyle w:val="Paragraphedeliste"/>
+        <w:numPr>
+          <w:ilvl w:val="0"/>
+          <w:numId w:val="1"/>
+        </w:numPr>
+        <w:rPr>
+          <w:sz w:val="28"/>
+          <w:szCs w:val="28"/>
+        </w:rPr>
+      </w:pPr>
+      <w:r>
+        <w:rPr>
+          <w:sz w:val="28"/>
+          <w:szCs w:val="28"/>
+        </w:rPr>
+        <w:t>Améliorer l’apparence générale de l’interface</w:t>
+      </w:r>
+    </w:p>
+    <w:p>
+      <w:pPr>
+        <w:pStyle w:val="Titre1"/>
+      </w:pPr>
+      <w:bookmarkStart w:id="15" w:name="_Toc230616260"/>
+      <w:r>
+        <w:t>6.Réflexions pour le futur</w:t>
+      </w:r>
+      <w:bookmarkEnd w:id="15"/>
+    </w:p>
+    <w:p>
+      <w:pPr>
+        <w:spacing w:line="360" w:lineRule="auto"/>
+        <w:rPr>
+          <w:sz w:val="28"/>
+          <w:szCs w:val="28"/>
+        </w:rPr>
+      </w:pPr>
+      <w:r>
+        <w:rPr>
+          <w:sz w:val="28"/>
+          <w:szCs w:val="28"/>
+        </w:rPr>
+        <w:t>Malgré le commencement plus tôt du projet, le manque de temps ce fit sentir à la fin. Je devrais donc être plus loyal au planning initial et n’en dévier que minimalement.</w:t>
+      </w:r>
+    </w:p>
+    <w:p>
+      <w:pPr>
+        <w:spacing w:line="360" w:lineRule="auto"/>
+        <w:rPr>
+          <w:sz w:val="28"/>
+          <w:szCs w:val="28"/>
+        </w:rPr>
+      </w:pPr>
+      <w:r>
+        <w:rPr>
+          <w:sz w:val="28"/>
+          <w:szCs w:val="28"/>
+        </w:rPr>
+        <w:t>Créer le projet de test plus tôt serait aussi une amélioration.</w:t>
+      </w:r>
+    </w:p>
+    <w:p>
+      <w:pPr>
+        <w:spacing w:line="360" w:lineRule="auto"/>
+        <w:rPr>
+          <w:sz w:val="28"/>
+          <w:szCs w:val="28"/>
+        </w:rPr>
+      </w:pPr>
+      <w:r>
+        <w:rPr>
+          <w:sz w:val="28"/>
+          <w:szCs w:val="28"/>
+        </w:rPr>
+        <w:t>Prévoir plus de temps pour la mise en place de l’interface graphique pour permettre une meilleure expérience utilisateur.</w:t>
+      </w:r>
+    </w:p>
+    <w:p>
+      <w:pPr>
+        <w:pStyle w:val="Titre1"/>
+      </w:pPr>
+      <w:bookmarkStart w:id="16" w:name="_Toc230616261"/>
       <w:r>
         <w:t>7.Conclusion</w:t>
       </w:r>
+      <w:bookmarkEnd w:id="16"/>
     </w:p>
+    <w:p>
+      <w:pPr>
+        <w:spacing w:line="360" w:lineRule="auto"/>
+        <w:rPr>
+          <w:sz w:val="28"/>
+          <w:szCs w:val="28"/>
+        </w:rPr>
+      </w:pPr>
+      <w:r>
+        <w:rPr>
+          <w:sz w:val="28"/>
+          <w:szCs w:val="28"/>
+        </w:rPr>
+        <w:t>Le projet a permis de développer une application fonctionnelle permettant de jouer une partie complète de Go tout en respectant les principales règles du jeu.</w:t>
+      </w:r>
+    </w:p>
+    <w:p>
+      <w:pPr>
+        <w:spacing w:line="360" w:lineRule="auto"/>
+        <w:rPr>
+          <w:sz w:val="28"/>
+          <w:szCs w:val="28"/>
+        </w:rPr>
+      </w:pPr>
+      <w:r>
+        <w:rPr>
+          <w:sz w:val="28"/>
+          <w:szCs w:val="28"/>
+        </w:rPr>
+        <w:lastRenderedPageBreak/>
+        <w:t>Ce projet a permis d’améliorer mes connaissances en C#, WPF, MVVM, tests unitaires</w:t>
+      </w:r>
+      <w:r>
+        <w:rPr>
+          <w:sz w:val="28"/>
+          <w:szCs w:val="28"/>
+        </w:rPr>
+        <w:t xml:space="preserve"> et</w:t>
+      </w:r>
+      <w:r>
+        <w:rPr>
+          <w:sz w:val="28"/>
+          <w:szCs w:val="28"/>
+        </w:rPr>
+        <w:t xml:space="preserve"> sérialisation XML</w:t>
+      </w:r>
+      <w:r>
+        <w:rPr>
+          <w:sz w:val="28"/>
+          <w:szCs w:val="28"/>
+        </w:rPr>
+        <w:t>.</w:t>
+      </w:r>
+    </w:p>
+    <w:p>
+      <w:pPr>
+        <w:spacing w:line="360" w:lineRule="auto"/>
+        <w:rPr>
+          <w:sz w:val="28"/>
+          <w:szCs w:val="28"/>
+        </w:rPr>
+      </w:pPr>
+      <w:r>
+        <w:rPr>
+          <w:sz w:val="28"/>
+          <w:szCs w:val="28"/>
+        </w:rPr>
+        <w:t>Malgré certaines difficultés liées aux règles complexes du Go, l’application répond aux objectifs principaux du projet et constitue une bonne base pour de futures améliorations.</w:t>
+      </w:r>
+    </w:p>
+    <w:p/>
     <w:sectPr>
       <w:pgSz w:w="12240" w:h="15840"/>
       <w:pgMar w:top="1440" w:right="1800" w:bottom="1440" w:left="1800" w:header="708" w:footer="708" w:gutter="0"/>
@@ -4366,6 +6558,757 @@
     </w:sectPr>
   </w:body>
 </w:document>
+</file>
+
+<file path=word/endnotes.xml><?xml version="1.0" encoding="utf-8"?>
+<w:endnotes xmlns:wpc="http://schemas.microsoft.com/office/word/2010/wordprocessingCanvas" xmlns:cx="http://schemas.microsoft.com/office/drawing/2014/chartex" xmlns:cx1="http://schemas.microsoft.com/office/drawing/2015/9/8/chartex" xmlns:cx2="http://schemas.microsoft.com/office/drawing/2015/10/21/chartex" xmlns:cx3="http://schemas.microsoft.com/office/drawing/2016/5/9/chartex" xmlns:cx4="http://schemas.microsoft.com/office/drawing/2016/5/10/chartex" xmlns:cx5="http://schemas.microsoft.com/office/drawing/2016/5/11/chartex" xmlns:cx6="http://schemas.microsoft.com/office/drawing/2016/5/12/chartex" xmlns:cx7="http://schemas.microsoft.com/office/drawing/2016/5/13/chartex" xmlns:cx8="http://schemas.microsoft.com/office/drawing/2016/5/14/chartex" xmlns:mc="http://schemas.openxmlformats.org/markup-compatibility/2006" xmlns:aink="http://schemas.microsoft.com/office/drawing/2016/ink" xmlns:am3d="http://schemas.microsoft.com/office/drawing/2017/model3d" xmlns:o="urn:schemas-microsoft-com:office:office" xmlns:oel="http://schemas.microsoft.com/office/2019/extlst" xmlns:r="http://schemas.openxmlformats.org/officeDocument/2006/relationships" xmlns:m="http://schemas.openxmlformats.org/officeDocument/2006/math" xmlns:v="urn:schemas-microsoft-com:vml" xmlns:wp14="http://schemas.microsoft.com/office/word/2010/wordprocessingDrawing" xmlns:wp="http://schemas.openxmlformats.org/drawingml/2006/wordprocessingDrawing" xmlns:w10="urn:schemas-microsoft-com:office:word" xmlns:w="http://schemas.openxmlformats.org/wordprocessingml/2006/main" xmlns:w14="http://schemas.microsoft.com/office/word/2010/wordml" xmlns:w15="http://schemas.microsoft.com/office/word/2012/wordml" xmlns:w16cex="http://schemas.microsoft.com/office/word/2018/wordml/cex" xmlns:w16cid="http://schemas.microsoft.com/office/word/2016/wordml/cid" xmlns:w16="http://schemas.microsoft.com/office/word/2018/wordml" xmlns:w16du="http://schemas.microsoft.com/office/word/2023/wordml/word16du" xmlns:w16sdtdh="http://schemas.microsoft.com/office/word/2020/wordml/sdtdatahash" xmlns:w16sdtfl="http://schemas.microsoft.com/office/word/2024/wordml/sdtformatlock" xmlns:w16se="http://schemas.microsoft.com/office/word/2015/wordml/symex" xmlns:wpg="http://schemas.microsoft.com/office/word/2010/wordprocessingGroup" xmlns:wpi="http://schemas.microsoft.com/office/word/2010/wordprocessingInk" xmlns:wne="http://schemas.microsoft.com/office/word/2006/wordml" xmlns:wps="http://schemas.microsoft.com/office/word/2010/wordprocessingShape" mc:Ignorable="w14 w15 w16se w16cid w16 w16cex w16sdtdh w16sdtfl w16du wp14">
+  <w:endnote w:type="separator" w:id="-1">
+    <w:p>
+      <w:pPr>
+        <w:spacing w:after="0" w:line="240" w:lineRule="auto"/>
+      </w:pPr>
+      <w:r>
+        <w:separator/>
+      </w:r>
+    </w:p>
+  </w:endnote>
+  <w:endnote w:type="continuationSeparator" w:id="0">
+    <w:p>
+      <w:pPr>
+        <w:spacing w:after="0" w:line="240" w:lineRule="auto"/>
+      </w:pPr>
+      <w:r>
+        <w:continuationSeparator/>
+      </w:r>
+    </w:p>
+  </w:endnote>
+</w:endnotes>
+</file>
+
+<file path=word/footnotes.xml><?xml version="1.0" encoding="utf-8"?>
+<w:footnotes xmlns:wpc="http://schemas.microsoft.com/office/word/2010/wordprocessingCanvas" xmlns:cx="http://schemas.microsoft.com/office/drawing/2014/chartex" xmlns:cx1="http://schemas.microsoft.com/office/drawing/2015/9/8/chartex" xmlns:cx2="http://schemas.microsoft.com/office/drawing/2015/10/21/chartex" xmlns:cx3="http://schemas.microsoft.com/office/drawing/2016/5/9/chartex" xmlns:cx4="http://schemas.microsoft.com/office/drawing/2016/5/10/chartex" xmlns:cx5="http://schemas.microsoft.com/office/drawing/2016/5/11/chartex" xmlns:cx6="http://schemas.microsoft.com/office/drawing/2016/5/12/chartex" xmlns:cx7="http://schemas.microsoft.com/office/drawing/2016/5/13/chartex" xmlns:cx8="http://schemas.microsoft.com/office/drawing/2016/5/14/chartex" xmlns:mc="http://schemas.openxmlformats.org/markup-compatibility/2006" xmlns:aink="http://schemas.microsoft.com/office/drawing/2016/ink" xmlns:am3d="http://schemas.microsoft.com/office/drawing/2017/model3d" xmlns:o="urn:schemas-microsoft-com:office:office" xmlns:oel="http://schemas.microsoft.com/office/2019/extlst" xmlns:r="http://schemas.openxmlformats.org/officeDocument/2006/relationships" xmlns:m="http://schemas.openxmlformats.org/officeDocument/2006/math" xmlns:v="urn:schemas-microsoft-com:vml" xmlns:wp14="http://schemas.microsoft.com/office/word/2010/wordprocessingDrawing" xmlns:wp="http://schemas.openxmlformats.org/drawingml/2006/wordprocessingDrawing" xmlns:w10="urn:schemas-microsoft-com:office:word" xmlns:w="http://schemas.openxmlformats.org/wordprocessingml/2006/main" xmlns:w14="http://schemas.microsoft.com/office/word/2010/wordml" xmlns:w15="http://schemas.microsoft.com/office/word/2012/wordml" xmlns:w16cex="http://schemas.microsoft.com/office/word/2018/wordml/cex" xmlns:w16cid="http://schemas.microsoft.com/office/word/2016/wordml/cid" xmlns:w16="http://schemas.microsoft.com/office/word/2018/wordml" xmlns:w16du="http://schemas.microsoft.com/office/word/2023/wordml/word16du" xmlns:w16sdtdh="http://schemas.microsoft.com/office/word/2020/wordml/sdtdatahash" xmlns:w16sdtfl="http://schemas.microsoft.com/office/word/2024/wordml/sdtformatlock" xmlns:w16se="http://schemas.microsoft.com/office/word/2015/wordml/symex" xmlns:wpg="http://schemas.microsoft.com/office/word/2010/wordprocessingGroup" xmlns:wpi="http://schemas.microsoft.com/office/word/2010/wordprocessingInk" xmlns:wne="http://schemas.microsoft.com/office/word/2006/wordml" xmlns:wps="http://schemas.microsoft.com/office/word/2010/wordprocessingShape" mc:Ignorable="w14 w15 w16se w16cid w16 w16cex w16sdtdh w16sdtfl w16du wp14">
+  <w:footnote w:type="separator" w:id="-1">
+    <w:p>
+      <w:pPr>
+        <w:spacing w:after="0" w:line="240" w:lineRule="auto"/>
+      </w:pPr>
+      <w:r>
+        <w:separator/>
+      </w:r>
+    </w:p>
+  </w:footnote>
+  <w:footnote w:type="continuationSeparator" w:id="0">
+    <w:p>
+      <w:pPr>
+        <w:spacing w:after="0" w:line="240" w:lineRule="auto"/>
+      </w:pPr>
+      <w:r>
+        <w:continuationSeparator/>
+      </w:r>
+    </w:p>
+  </w:footnote>
+</w:footnotes>
+</file>
+
+<file path=word/numbering.xml><?xml version="1.0" encoding="utf-8"?>
+<w:numbering xmlns:wpc="http://schemas.microsoft.com/office/word/2010/wordprocessingCanvas" xmlns:cx="http://schemas.microsoft.com/office/drawing/2014/chartex" xmlns:cx1="http://schemas.microsoft.com/office/drawing/2015/9/8/chartex" xmlns:cx2="http://schemas.microsoft.com/office/drawing/2015/10/21/chartex" xmlns:cx3="http://schemas.microsoft.com/office/drawing/2016/5/9/chartex" xmlns:cx4="http://schemas.microsoft.com/office/drawing/2016/5/10/chartex" xmlns:cx5="http://schemas.microsoft.com/office/drawing/2016/5/11/chartex" xmlns:cx6="http://schemas.microsoft.com/office/drawing/2016/5/12/chartex" xmlns:cx7="http://schemas.microsoft.com/office/drawing/2016/5/13/chartex" xmlns:cx8="http://schemas.microsoft.com/office/drawing/2016/5/14/chartex" xmlns:mc="http://schemas.openxmlformats.org/markup-compatibility/2006" xmlns:aink="http://schemas.microsoft.com/office/drawing/2016/ink" xmlns:am3d="http://schemas.microsoft.com/office/drawing/2017/model3d" xmlns:o="urn:schemas-microsoft-com:office:office" xmlns:oel="http://schemas.microsoft.com/office/2019/extlst" xmlns:r="http://schemas.openxmlformats.org/officeDocument/2006/relationships" xmlns:m="http://schemas.openxmlformats.org/officeDocument/2006/math" xmlns:v="urn:schemas-microsoft-com:vml" xmlns:wp14="http://schemas.microsoft.com/office/word/2010/wordprocessingDrawing" xmlns:wp="http://schemas.openxmlformats.org/drawingml/2006/wordprocessingDrawing" xmlns:w10="urn:schemas-microsoft-com:office:word" xmlns:w="http://schemas.openxmlformats.org/wordprocessingml/2006/main" xmlns:w14="http://schemas.microsoft.com/office/word/2010/wordml" xmlns:w15="http://schemas.microsoft.com/office/word/2012/wordml" xmlns:w16cex="http://schemas.microsoft.com/office/word/2018/wordml/cex" xmlns:w16cid="http://schemas.microsoft.com/office/word/2016/wordml/cid" xmlns:w16="http://schemas.microsoft.com/office/word/2018/wordml" xmlns:w16du="http://schemas.microsoft.com/office/word/2023/wordml/word16du" xmlns:w16sdtdh="http://schemas.microsoft.com/office/word/2020/wordml/sdtdatahash" xmlns:w16sdtfl="http://schemas.microsoft.com/office/word/2024/wordml/sdtformatlock" xmlns:w16se="http://schemas.microsoft.com/office/word/2015/wordml/symex" xmlns:wpg="http://schemas.microsoft.com/office/word/2010/wordprocessingGroup" xmlns:wpi="http://schemas.microsoft.com/office/word/2010/wordprocessingInk" xmlns:wne="http://schemas.microsoft.com/office/word/2006/wordml" xmlns:wps="http://schemas.microsoft.com/office/word/2010/wordprocessingShape" mc:Ignorable="w14 w15 w16se w16cid w16 w16cex w16sdtdh w16sdtfl w16du wp14">
+  <w:abstractNum w:abstractNumId="0" w15:restartNumberingAfterBreak="0">
+    <w:nsid w:val="15B458CE"/>
+    <w:multiLevelType w:val="hybridMultilevel"/>
+    <w:tmpl w:val="22AA3AC4"/>
+    <w:lvl w:ilvl="0" w:tplc="0C0C0001">
+      <w:start w:val="1"/>
+      <w:numFmt w:val="bullet"/>
+      <w:lvlText w:val=""/>
+      <w:lvlJc w:val="left"/>
+      <w:pPr>
+        <w:ind w:left="720" w:hanging="360"/>
+      </w:pPr>
+      <w:rPr>
+        <w:rFonts w:ascii="Symbol" w:hAnsi="Symbol" w:hint="default"/>
+      </w:rPr>
+    </w:lvl>
+    <w:lvl w:ilvl="1" w:tplc="0C0C0003" w:tentative="1">
+      <w:start w:val="1"/>
+      <w:numFmt w:val="bullet"/>
+      <w:lvlText w:val="o"/>
+      <w:lvlJc w:val="left"/>
+      <w:pPr>
+        <w:ind w:left="1440" w:hanging="360"/>
+      </w:pPr>
+      <w:rPr>
+        <w:rFonts w:ascii="Courier New" w:hAnsi="Courier New" w:cs="Courier New" w:hint="default"/>
+      </w:rPr>
+    </w:lvl>
+    <w:lvl w:ilvl="2" w:tplc="0C0C0005" w:tentative="1">
+      <w:start w:val="1"/>
+      <w:numFmt w:val="bullet"/>
+      <w:lvlText w:val=""/>
+      <w:lvlJc w:val="left"/>
+      <w:pPr>
+        <w:ind w:left="2160" w:hanging="360"/>
+      </w:pPr>
+      <w:rPr>
+        <w:rFonts w:ascii="Wingdings" w:hAnsi="Wingdings" w:hint="default"/>
+      </w:rPr>
+    </w:lvl>
+    <w:lvl w:ilvl="3" w:tplc="0C0C0001" w:tentative="1">
+      <w:start w:val="1"/>
+      <w:numFmt w:val="bullet"/>
+      <w:lvlText w:val=""/>
+      <w:lvlJc w:val="left"/>
+      <w:pPr>
+        <w:ind w:left="2880" w:hanging="360"/>
+      </w:pPr>
+      <w:rPr>
+        <w:rFonts w:ascii="Symbol" w:hAnsi="Symbol" w:hint="default"/>
+      </w:rPr>
+    </w:lvl>
+    <w:lvl w:ilvl="4" w:tplc="0C0C0003" w:tentative="1">
+      <w:start w:val="1"/>
+      <w:numFmt w:val="bullet"/>
+      <w:lvlText w:val="o"/>
+      <w:lvlJc w:val="left"/>
+      <w:pPr>
+        <w:ind w:left="3600" w:hanging="360"/>
+      </w:pPr>
+      <w:rPr>
+        <w:rFonts w:ascii="Courier New" w:hAnsi="Courier New" w:cs="Courier New" w:hint="default"/>
+      </w:rPr>
+    </w:lvl>
+    <w:lvl w:ilvl="5" w:tplc="0C0C0005" w:tentative="1">
+      <w:start w:val="1"/>
+      <w:numFmt w:val="bullet"/>
+      <w:lvlText w:val=""/>
+      <w:lvlJc w:val="left"/>
+      <w:pPr>
+        <w:ind w:left="4320" w:hanging="360"/>
+      </w:pPr>
+      <w:rPr>
+        <w:rFonts w:ascii="Wingdings" w:hAnsi="Wingdings" w:hint="default"/>
+      </w:rPr>
+    </w:lvl>
+    <w:lvl w:ilvl="6" w:tplc="0C0C0001" w:tentative="1">
+      <w:start w:val="1"/>
+      <w:numFmt w:val="bullet"/>
+      <w:lvlText w:val=""/>
+      <w:lvlJc w:val="left"/>
+      <w:pPr>
+        <w:ind w:left="5040" w:hanging="360"/>
+      </w:pPr>
+      <w:rPr>
+        <w:rFonts w:ascii="Symbol" w:hAnsi="Symbol" w:hint="default"/>
+      </w:rPr>
+    </w:lvl>
+    <w:lvl w:ilvl="7" w:tplc="0C0C0003" w:tentative="1">
+      <w:start w:val="1"/>
+      <w:numFmt w:val="bullet"/>
+      <w:lvlText w:val="o"/>
+      <w:lvlJc w:val="left"/>
+      <w:pPr>
+        <w:ind w:left="5760" w:hanging="360"/>
+      </w:pPr>
+      <w:rPr>
+        <w:rFonts w:ascii="Courier New" w:hAnsi="Courier New" w:cs="Courier New" w:hint="default"/>
+      </w:rPr>
+    </w:lvl>
+    <w:lvl w:ilvl="8" w:tplc="0C0C0005" w:tentative="1">
+      <w:start w:val="1"/>
+      <w:numFmt w:val="bullet"/>
+      <w:lvlText w:val=""/>
+      <w:lvlJc w:val="left"/>
+      <w:pPr>
+        <w:ind w:left="6480" w:hanging="360"/>
+      </w:pPr>
+      <w:rPr>
+        <w:rFonts w:ascii="Wingdings" w:hAnsi="Wingdings" w:hint="default"/>
+      </w:rPr>
+    </w:lvl>
+  </w:abstractNum>
+  <w:abstractNum w:abstractNumId="1" w15:restartNumberingAfterBreak="0">
+    <w:nsid w:val="582F5387"/>
+    <w:multiLevelType w:val="hybridMultilevel"/>
+    <w:tmpl w:val="59BE47BC"/>
+    <w:lvl w:ilvl="0" w:tplc="0C0C0001">
+      <w:start w:val="1"/>
+      <w:numFmt w:val="bullet"/>
+      <w:lvlText w:val=""/>
+      <w:lvlJc w:val="left"/>
+      <w:pPr>
+        <w:ind w:left="720" w:hanging="360"/>
+      </w:pPr>
+      <w:rPr>
+        <w:rFonts w:ascii="Symbol" w:hAnsi="Symbol" w:hint="default"/>
+      </w:rPr>
+    </w:lvl>
+    <w:lvl w:ilvl="1" w:tplc="0C0C0003" w:tentative="1">
+      <w:start w:val="1"/>
+      <w:numFmt w:val="bullet"/>
+      <w:lvlText w:val="o"/>
+      <w:lvlJc w:val="left"/>
+      <w:pPr>
+        <w:ind w:left="1440" w:hanging="360"/>
+      </w:pPr>
+      <w:rPr>
+        <w:rFonts w:ascii="Courier New" w:hAnsi="Courier New" w:cs="Courier New" w:hint="default"/>
+      </w:rPr>
+    </w:lvl>
+    <w:lvl w:ilvl="2" w:tplc="0C0C0005" w:tentative="1">
+      <w:start w:val="1"/>
+      <w:numFmt w:val="bullet"/>
+      <w:lvlText w:val=""/>
+      <w:lvlJc w:val="left"/>
+      <w:pPr>
+        <w:ind w:left="2160" w:hanging="360"/>
+      </w:pPr>
+      <w:rPr>
+        <w:rFonts w:ascii="Wingdings" w:hAnsi="Wingdings" w:hint="default"/>
+      </w:rPr>
+    </w:lvl>
+    <w:lvl w:ilvl="3" w:tplc="0C0C0001" w:tentative="1">
+      <w:start w:val="1"/>
+      <w:numFmt w:val="bullet"/>
+      <w:lvlText w:val=""/>
+      <w:lvlJc w:val="left"/>
+      <w:pPr>
+        <w:ind w:left="2880" w:hanging="360"/>
+      </w:pPr>
+      <w:rPr>
+        <w:rFonts w:ascii="Symbol" w:hAnsi="Symbol" w:hint="default"/>
+      </w:rPr>
+    </w:lvl>
+    <w:lvl w:ilvl="4" w:tplc="0C0C0003" w:tentative="1">
+      <w:start w:val="1"/>
+      <w:numFmt w:val="bullet"/>
+      <w:lvlText w:val="o"/>
+      <w:lvlJc w:val="left"/>
+      <w:pPr>
+        <w:ind w:left="3600" w:hanging="360"/>
+      </w:pPr>
+      <w:rPr>
+        <w:rFonts w:ascii="Courier New" w:hAnsi="Courier New" w:cs="Courier New" w:hint="default"/>
+      </w:rPr>
+    </w:lvl>
+    <w:lvl w:ilvl="5" w:tplc="0C0C0005" w:tentative="1">
+      <w:start w:val="1"/>
+      <w:numFmt w:val="bullet"/>
+      <w:lvlText w:val=""/>
+      <w:lvlJc w:val="left"/>
+      <w:pPr>
+        <w:ind w:left="4320" w:hanging="360"/>
+      </w:pPr>
+      <w:rPr>
+        <w:rFonts w:ascii="Wingdings" w:hAnsi="Wingdings" w:hint="default"/>
+      </w:rPr>
+    </w:lvl>
+    <w:lvl w:ilvl="6" w:tplc="0C0C0001" w:tentative="1">
+      <w:start w:val="1"/>
+      <w:numFmt w:val="bullet"/>
+      <w:lvlText w:val=""/>
+      <w:lvlJc w:val="left"/>
+      <w:pPr>
+        <w:ind w:left="5040" w:hanging="360"/>
+      </w:pPr>
+      <w:rPr>
+        <w:rFonts w:ascii="Symbol" w:hAnsi="Symbol" w:hint="default"/>
+      </w:rPr>
+    </w:lvl>
+    <w:lvl w:ilvl="7" w:tplc="0C0C0003" w:tentative="1">
+      <w:start w:val="1"/>
+      <w:numFmt w:val="bullet"/>
+      <w:lvlText w:val="o"/>
+      <w:lvlJc w:val="left"/>
+      <w:pPr>
+        <w:ind w:left="5760" w:hanging="360"/>
+      </w:pPr>
+      <w:rPr>
+        <w:rFonts w:ascii="Courier New" w:hAnsi="Courier New" w:cs="Courier New" w:hint="default"/>
+      </w:rPr>
+    </w:lvl>
+    <w:lvl w:ilvl="8" w:tplc="0C0C0005" w:tentative="1">
+      <w:start w:val="1"/>
+      <w:numFmt w:val="bullet"/>
+      <w:lvlText w:val=""/>
+      <w:lvlJc w:val="left"/>
+      <w:pPr>
+        <w:ind w:left="6480" w:hanging="360"/>
+      </w:pPr>
+      <w:rPr>
+        <w:rFonts w:ascii="Wingdings" w:hAnsi="Wingdings" w:hint="default"/>
+      </w:rPr>
+    </w:lvl>
+  </w:abstractNum>
+  <w:abstractNum w:abstractNumId="2" w15:restartNumberingAfterBreak="0">
+    <w:nsid w:val="606437D9"/>
+    <w:multiLevelType w:val="hybridMultilevel"/>
+    <w:tmpl w:val="6E90175E"/>
+    <w:lvl w:ilvl="0" w:tplc="0C0C0001">
+      <w:start w:val="1"/>
+      <w:numFmt w:val="bullet"/>
+      <w:lvlText w:val=""/>
+      <w:lvlJc w:val="left"/>
+      <w:pPr>
+        <w:ind w:left="720" w:hanging="360"/>
+      </w:pPr>
+      <w:rPr>
+        <w:rFonts w:ascii="Symbol" w:hAnsi="Symbol" w:hint="default"/>
+      </w:rPr>
+    </w:lvl>
+    <w:lvl w:ilvl="1" w:tplc="0C0C0003" w:tentative="1">
+      <w:start w:val="1"/>
+      <w:numFmt w:val="bullet"/>
+      <w:lvlText w:val="o"/>
+      <w:lvlJc w:val="left"/>
+      <w:pPr>
+        <w:ind w:left="1440" w:hanging="360"/>
+      </w:pPr>
+      <w:rPr>
+        <w:rFonts w:ascii="Courier New" w:hAnsi="Courier New" w:cs="Courier New" w:hint="default"/>
+      </w:rPr>
+    </w:lvl>
+    <w:lvl w:ilvl="2" w:tplc="0C0C0005" w:tentative="1">
+      <w:start w:val="1"/>
+      <w:numFmt w:val="bullet"/>
+      <w:lvlText w:val=""/>
+      <w:lvlJc w:val="left"/>
+      <w:pPr>
+        <w:ind w:left="2160" w:hanging="360"/>
+      </w:pPr>
+      <w:rPr>
+        <w:rFonts w:ascii="Wingdings" w:hAnsi="Wingdings" w:hint="default"/>
+      </w:rPr>
+    </w:lvl>
+    <w:lvl w:ilvl="3" w:tplc="0C0C0001" w:tentative="1">
+      <w:start w:val="1"/>
+      <w:numFmt w:val="bullet"/>
+      <w:lvlText w:val=""/>
+      <w:lvlJc w:val="left"/>
+      <w:pPr>
+        <w:ind w:left="2880" w:hanging="360"/>
+      </w:pPr>
+      <w:rPr>
+        <w:rFonts w:ascii="Symbol" w:hAnsi="Symbol" w:hint="default"/>
+      </w:rPr>
+    </w:lvl>
+    <w:lvl w:ilvl="4" w:tplc="0C0C0003" w:tentative="1">
+      <w:start w:val="1"/>
+      <w:numFmt w:val="bullet"/>
+      <w:lvlText w:val="o"/>
+      <w:lvlJc w:val="left"/>
+      <w:pPr>
+        <w:ind w:left="3600" w:hanging="360"/>
+      </w:pPr>
+      <w:rPr>
+        <w:rFonts w:ascii="Courier New" w:hAnsi="Courier New" w:cs="Courier New" w:hint="default"/>
+      </w:rPr>
+    </w:lvl>
+    <w:lvl w:ilvl="5" w:tplc="0C0C0005" w:tentative="1">
+      <w:start w:val="1"/>
+      <w:numFmt w:val="bullet"/>
+      <w:lvlText w:val=""/>
+      <w:lvlJc w:val="left"/>
+      <w:pPr>
+        <w:ind w:left="4320" w:hanging="360"/>
+      </w:pPr>
+      <w:rPr>
+        <w:rFonts w:ascii="Wingdings" w:hAnsi="Wingdings" w:hint="default"/>
+      </w:rPr>
+    </w:lvl>
+    <w:lvl w:ilvl="6" w:tplc="0C0C0001" w:tentative="1">
+      <w:start w:val="1"/>
+      <w:numFmt w:val="bullet"/>
+      <w:lvlText w:val=""/>
+      <w:lvlJc w:val="left"/>
+      <w:pPr>
+        <w:ind w:left="5040" w:hanging="360"/>
+      </w:pPr>
+      <w:rPr>
+        <w:rFonts w:ascii="Symbol" w:hAnsi="Symbol" w:hint="default"/>
+      </w:rPr>
+    </w:lvl>
+    <w:lvl w:ilvl="7" w:tplc="0C0C0003" w:tentative="1">
+      <w:start w:val="1"/>
+      <w:numFmt w:val="bullet"/>
+      <w:lvlText w:val="o"/>
+      <w:lvlJc w:val="left"/>
+      <w:pPr>
+        <w:ind w:left="5760" w:hanging="360"/>
+      </w:pPr>
+      <w:rPr>
+        <w:rFonts w:ascii="Courier New" w:hAnsi="Courier New" w:cs="Courier New" w:hint="default"/>
+      </w:rPr>
+    </w:lvl>
+    <w:lvl w:ilvl="8" w:tplc="0C0C0005" w:tentative="1">
+      <w:start w:val="1"/>
+      <w:numFmt w:val="bullet"/>
+      <w:lvlText w:val=""/>
+      <w:lvlJc w:val="left"/>
+      <w:pPr>
+        <w:ind w:left="6480" w:hanging="360"/>
+      </w:pPr>
+      <w:rPr>
+        <w:rFonts w:ascii="Wingdings" w:hAnsi="Wingdings" w:hint="default"/>
+      </w:rPr>
+    </w:lvl>
+  </w:abstractNum>
+  <w:abstractNum w:abstractNumId="3" w15:restartNumberingAfterBreak="0">
+    <w:nsid w:val="61A701BA"/>
+    <w:multiLevelType w:val="hybridMultilevel"/>
+    <w:tmpl w:val="E19CC5AC"/>
+    <w:lvl w:ilvl="0" w:tplc="0C0C0001">
+      <w:start w:val="1"/>
+      <w:numFmt w:val="bullet"/>
+      <w:lvlText w:val=""/>
+      <w:lvlJc w:val="left"/>
+      <w:pPr>
+        <w:ind w:left="720" w:hanging="360"/>
+      </w:pPr>
+      <w:rPr>
+        <w:rFonts w:ascii="Symbol" w:hAnsi="Symbol" w:hint="default"/>
+      </w:rPr>
+    </w:lvl>
+    <w:lvl w:ilvl="1" w:tplc="0C0C0003" w:tentative="1">
+      <w:start w:val="1"/>
+      <w:numFmt w:val="bullet"/>
+      <w:lvlText w:val="o"/>
+      <w:lvlJc w:val="left"/>
+      <w:pPr>
+        <w:ind w:left="1440" w:hanging="360"/>
+      </w:pPr>
+      <w:rPr>
+        <w:rFonts w:ascii="Courier New" w:hAnsi="Courier New" w:cs="Courier New" w:hint="default"/>
+      </w:rPr>
+    </w:lvl>
+    <w:lvl w:ilvl="2" w:tplc="0C0C0005" w:tentative="1">
+      <w:start w:val="1"/>
+      <w:numFmt w:val="bullet"/>
+      <w:lvlText w:val=""/>
+      <w:lvlJc w:val="left"/>
+      <w:pPr>
+        <w:ind w:left="2160" w:hanging="360"/>
+      </w:pPr>
+      <w:rPr>
+        <w:rFonts w:ascii="Wingdings" w:hAnsi="Wingdings" w:hint="default"/>
+      </w:rPr>
+    </w:lvl>
+    <w:lvl w:ilvl="3" w:tplc="0C0C0001" w:tentative="1">
+      <w:start w:val="1"/>
+      <w:numFmt w:val="bullet"/>
+      <w:lvlText w:val=""/>
+      <w:lvlJc w:val="left"/>
+      <w:pPr>
+        <w:ind w:left="2880" w:hanging="360"/>
+      </w:pPr>
+      <w:rPr>
+        <w:rFonts w:ascii="Symbol" w:hAnsi="Symbol" w:hint="default"/>
+      </w:rPr>
+    </w:lvl>
+    <w:lvl w:ilvl="4" w:tplc="0C0C0003" w:tentative="1">
+      <w:start w:val="1"/>
+      <w:numFmt w:val="bullet"/>
+      <w:lvlText w:val="o"/>
+      <w:lvlJc w:val="left"/>
+      <w:pPr>
+        <w:ind w:left="3600" w:hanging="360"/>
+      </w:pPr>
+      <w:rPr>
+        <w:rFonts w:ascii="Courier New" w:hAnsi="Courier New" w:cs="Courier New" w:hint="default"/>
+      </w:rPr>
+    </w:lvl>
+    <w:lvl w:ilvl="5" w:tplc="0C0C0005" w:tentative="1">
+      <w:start w:val="1"/>
+      <w:numFmt w:val="bullet"/>
+      <w:lvlText w:val=""/>
+      <w:lvlJc w:val="left"/>
+      <w:pPr>
+        <w:ind w:left="4320" w:hanging="360"/>
+      </w:pPr>
+      <w:rPr>
+        <w:rFonts w:ascii="Wingdings" w:hAnsi="Wingdings" w:hint="default"/>
+      </w:rPr>
+    </w:lvl>
+    <w:lvl w:ilvl="6" w:tplc="0C0C0001" w:tentative="1">
+      <w:start w:val="1"/>
+      <w:numFmt w:val="bullet"/>
+      <w:lvlText w:val=""/>
+      <w:lvlJc w:val="left"/>
+      <w:pPr>
+        <w:ind w:left="5040" w:hanging="360"/>
+      </w:pPr>
+      <w:rPr>
+        <w:rFonts w:ascii="Symbol" w:hAnsi="Symbol" w:hint="default"/>
+      </w:rPr>
+    </w:lvl>
+    <w:lvl w:ilvl="7" w:tplc="0C0C0003" w:tentative="1">
+      <w:start w:val="1"/>
+      <w:numFmt w:val="bullet"/>
+      <w:lvlText w:val="o"/>
+      <w:lvlJc w:val="left"/>
+      <w:pPr>
+        <w:ind w:left="5760" w:hanging="360"/>
+      </w:pPr>
+      <w:rPr>
+        <w:rFonts w:ascii="Courier New" w:hAnsi="Courier New" w:cs="Courier New" w:hint="default"/>
+      </w:rPr>
+    </w:lvl>
+    <w:lvl w:ilvl="8" w:tplc="0C0C0005" w:tentative="1">
+      <w:start w:val="1"/>
+      <w:numFmt w:val="bullet"/>
+      <w:lvlText w:val=""/>
+      <w:lvlJc w:val="left"/>
+      <w:pPr>
+        <w:ind w:left="6480" w:hanging="360"/>
+      </w:pPr>
+      <w:rPr>
+        <w:rFonts w:ascii="Wingdings" w:hAnsi="Wingdings" w:hint="default"/>
+      </w:rPr>
+    </w:lvl>
+  </w:abstractNum>
+  <w:abstractNum w:abstractNumId="4" w15:restartNumberingAfterBreak="0">
+    <w:nsid w:val="6356212F"/>
+    <w:multiLevelType w:val="hybridMultilevel"/>
+    <w:tmpl w:val="8D36C88C"/>
+    <w:lvl w:ilvl="0" w:tplc="0C0C0001">
+      <w:start w:val="1"/>
+      <w:numFmt w:val="bullet"/>
+      <w:lvlText w:val=""/>
+      <w:lvlJc w:val="left"/>
+      <w:pPr>
+        <w:ind w:left="720" w:hanging="360"/>
+      </w:pPr>
+      <w:rPr>
+        <w:rFonts w:ascii="Symbol" w:hAnsi="Symbol" w:hint="default"/>
+      </w:rPr>
+    </w:lvl>
+    <w:lvl w:ilvl="1" w:tplc="0C0C0003" w:tentative="1">
+      <w:start w:val="1"/>
+      <w:numFmt w:val="bullet"/>
+      <w:lvlText w:val="o"/>
+      <w:lvlJc w:val="left"/>
+      <w:pPr>
+        <w:ind w:left="1440" w:hanging="360"/>
+      </w:pPr>
+      <w:rPr>
+        <w:rFonts w:ascii="Courier New" w:hAnsi="Courier New" w:cs="Courier New" w:hint="default"/>
+      </w:rPr>
+    </w:lvl>
+    <w:lvl w:ilvl="2" w:tplc="0C0C0005" w:tentative="1">
+      <w:start w:val="1"/>
+      <w:numFmt w:val="bullet"/>
+      <w:lvlText w:val=""/>
+      <w:lvlJc w:val="left"/>
+      <w:pPr>
+        <w:ind w:left="2160" w:hanging="360"/>
+      </w:pPr>
+      <w:rPr>
+        <w:rFonts w:ascii="Wingdings" w:hAnsi="Wingdings" w:hint="default"/>
+      </w:rPr>
+    </w:lvl>
+    <w:lvl w:ilvl="3" w:tplc="0C0C0001" w:tentative="1">
+      <w:start w:val="1"/>
+      <w:numFmt w:val="bullet"/>
+      <w:lvlText w:val=""/>
+      <w:lvlJc w:val="left"/>
+      <w:pPr>
+        <w:ind w:left="2880" w:hanging="360"/>
+      </w:pPr>
+      <w:rPr>
+        <w:rFonts w:ascii="Symbol" w:hAnsi="Symbol" w:hint="default"/>
+      </w:rPr>
+    </w:lvl>
+    <w:lvl w:ilvl="4" w:tplc="0C0C0003" w:tentative="1">
+      <w:start w:val="1"/>
+      <w:numFmt w:val="bullet"/>
+      <w:lvlText w:val="o"/>
+      <w:lvlJc w:val="left"/>
+      <w:pPr>
+        <w:ind w:left="3600" w:hanging="360"/>
+      </w:pPr>
+      <w:rPr>
+        <w:rFonts w:ascii="Courier New" w:hAnsi="Courier New" w:cs="Courier New" w:hint="default"/>
+      </w:rPr>
+    </w:lvl>
+    <w:lvl w:ilvl="5" w:tplc="0C0C0005" w:tentative="1">
+      <w:start w:val="1"/>
+      <w:numFmt w:val="bullet"/>
+      <w:lvlText w:val=""/>
+      <w:lvlJc w:val="left"/>
+      <w:pPr>
+        <w:ind w:left="4320" w:hanging="360"/>
+      </w:pPr>
+      <w:rPr>
+        <w:rFonts w:ascii="Wingdings" w:hAnsi="Wingdings" w:hint="default"/>
+      </w:rPr>
+    </w:lvl>
+    <w:lvl w:ilvl="6" w:tplc="0C0C0001" w:tentative="1">
+      <w:start w:val="1"/>
+      <w:numFmt w:val="bullet"/>
+      <w:lvlText w:val=""/>
+      <w:lvlJc w:val="left"/>
+      <w:pPr>
+        <w:ind w:left="5040" w:hanging="360"/>
+      </w:pPr>
+      <w:rPr>
+        <w:rFonts w:ascii="Symbol" w:hAnsi="Symbol" w:hint="default"/>
+      </w:rPr>
+    </w:lvl>
+    <w:lvl w:ilvl="7" w:tplc="0C0C0003" w:tentative="1">
+      <w:start w:val="1"/>
+      <w:numFmt w:val="bullet"/>
+      <w:lvlText w:val="o"/>
+      <w:lvlJc w:val="left"/>
+      <w:pPr>
+        <w:ind w:left="5760" w:hanging="360"/>
+      </w:pPr>
+      <w:rPr>
+        <w:rFonts w:ascii="Courier New" w:hAnsi="Courier New" w:cs="Courier New" w:hint="default"/>
+      </w:rPr>
+    </w:lvl>
+    <w:lvl w:ilvl="8" w:tplc="0C0C0005" w:tentative="1">
+      <w:start w:val="1"/>
+      <w:numFmt w:val="bullet"/>
+      <w:lvlText w:val=""/>
+      <w:lvlJc w:val="left"/>
+      <w:pPr>
+        <w:ind w:left="6480" w:hanging="360"/>
+      </w:pPr>
+      <w:rPr>
+        <w:rFonts w:ascii="Wingdings" w:hAnsi="Wingdings" w:hint="default"/>
+      </w:rPr>
+    </w:lvl>
+  </w:abstractNum>
+  <w:abstractNum w:abstractNumId="5" w15:restartNumberingAfterBreak="0">
+    <w:nsid w:val="78872E6C"/>
+    <w:multiLevelType w:val="hybridMultilevel"/>
+    <w:tmpl w:val="2FFAE4D4"/>
+    <w:lvl w:ilvl="0" w:tplc="0C0C0001">
+      <w:start w:val="1"/>
+      <w:numFmt w:val="bullet"/>
+      <w:lvlText w:val=""/>
+      <w:lvlJc w:val="left"/>
+      <w:pPr>
+        <w:ind w:left="720" w:hanging="360"/>
+      </w:pPr>
+      <w:rPr>
+        <w:rFonts w:ascii="Symbol" w:hAnsi="Symbol" w:hint="default"/>
+      </w:rPr>
+    </w:lvl>
+    <w:lvl w:ilvl="1" w:tplc="0C0C0003" w:tentative="1">
+      <w:start w:val="1"/>
+      <w:numFmt w:val="bullet"/>
+      <w:lvlText w:val="o"/>
+      <w:lvlJc w:val="left"/>
+      <w:pPr>
+        <w:ind w:left="1440" w:hanging="360"/>
+      </w:pPr>
+      <w:rPr>
+        <w:rFonts w:ascii="Courier New" w:hAnsi="Courier New" w:cs="Courier New" w:hint="default"/>
+      </w:rPr>
+    </w:lvl>
+    <w:lvl w:ilvl="2" w:tplc="0C0C0005" w:tentative="1">
+      <w:start w:val="1"/>
+      <w:numFmt w:val="bullet"/>
+      <w:lvlText w:val=""/>
+      <w:lvlJc w:val="left"/>
+      <w:pPr>
+        <w:ind w:left="2160" w:hanging="360"/>
+      </w:pPr>
+      <w:rPr>
+        <w:rFonts w:ascii="Wingdings" w:hAnsi="Wingdings" w:hint="default"/>
+      </w:rPr>
+    </w:lvl>
+    <w:lvl w:ilvl="3" w:tplc="0C0C0001" w:tentative="1">
+      <w:start w:val="1"/>
+      <w:numFmt w:val="bullet"/>
+      <w:lvlText w:val=""/>
+      <w:lvlJc w:val="left"/>
+      <w:pPr>
+        <w:ind w:left="2880" w:hanging="360"/>
+      </w:pPr>
+      <w:rPr>
+        <w:rFonts w:ascii="Symbol" w:hAnsi="Symbol" w:hint="default"/>
+      </w:rPr>
+    </w:lvl>
+    <w:lvl w:ilvl="4" w:tplc="0C0C0003" w:tentative="1">
+      <w:start w:val="1"/>
+      <w:numFmt w:val="bullet"/>
+      <w:lvlText w:val="o"/>
+      <w:lvlJc w:val="left"/>
+      <w:pPr>
+        <w:ind w:left="3600" w:hanging="360"/>
+      </w:pPr>
+      <w:rPr>
+        <w:rFonts w:ascii="Courier New" w:hAnsi="Courier New" w:cs="Courier New" w:hint="default"/>
+      </w:rPr>
+    </w:lvl>
+    <w:lvl w:ilvl="5" w:tplc="0C0C0005" w:tentative="1">
+      <w:start w:val="1"/>
+      <w:numFmt w:val="bullet"/>
+      <w:lvlText w:val=""/>
+      <w:lvlJc w:val="left"/>
+      <w:pPr>
+        <w:ind w:left="4320" w:hanging="360"/>
+      </w:pPr>
+      <w:rPr>
+        <w:rFonts w:ascii="Wingdings" w:hAnsi="Wingdings" w:hint="default"/>
+      </w:rPr>
+    </w:lvl>
+    <w:lvl w:ilvl="6" w:tplc="0C0C0001" w:tentative="1">
+      <w:start w:val="1"/>
+      <w:numFmt w:val="bullet"/>
+      <w:lvlText w:val=""/>
+      <w:lvlJc w:val="left"/>
+      <w:pPr>
+        <w:ind w:left="5040" w:hanging="360"/>
+      </w:pPr>
+      <w:rPr>
+        <w:rFonts w:ascii="Symbol" w:hAnsi="Symbol" w:hint="default"/>
+      </w:rPr>
+    </w:lvl>
+    <w:lvl w:ilvl="7" w:tplc="0C0C0003" w:tentative="1">
+      <w:start w:val="1"/>
+      <w:numFmt w:val="bullet"/>
+      <w:lvlText w:val="o"/>
+      <w:lvlJc w:val="left"/>
+      <w:pPr>
+        <w:ind w:left="5760" w:hanging="360"/>
+      </w:pPr>
+      <w:rPr>
+        <w:rFonts w:ascii="Courier New" w:hAnsi="Courier New" w:cs="Courier New" w:hint="default"/>
+      </w:rPr>
+    </w:lvl>
+    <w:lvl w:ilvl="8" w:tplc="0C0C0005" w:tentative="1">
+      <w:start w:val="1"/>
+      <w:numFmt w:val="bullet"/>
+      <w:lvlText w:val=""/>
+      <w:lvlJc w:val="left"/>
+      <w:pPr>
+        <w:ind w:left="6480" w:hanging="360"/>
+      </w:pPr>
+      <w:rPr>
+        <w:rFonts w:ascii="Wingdings" w:hAnsi="Wingdings" w:hint="default"/>
+      </w:rPr>
+    </w:lvl>
+  </w:abstractNum>
+  <w:num w:numId="1" w16cid:durableId="1282692347">
+    <w:abstractNumId w:val="4"/>
+  </w:num>
+  <w:num w:numId="2" w16cid:durableId="1827940554">
+    <w:abstractNumId w:val="5"/>
+  </w:num>
+  <w:num w:numId="3" w16cid:durableId="2019650932">
+    <w:abstractNumId w:val="1"/>
+  </w:num>
+  <w:num w:numId="4" w16cid:durableId="633485989">
+    <w:abstractNumId w:val="0"/>
+  </w:num>
+  <w:num w:numId="5" w16cid:durableId="490871771">
+    <w:abstractNumId w:val="2"/>
+  </w:num>
+  <w:num w:numId="6" w16cid:durableId="1288198295">
+    <w:abstractNumId w:val="3"/>
+  </w:num>
+</w:numbering>
 </file>
 
 <file path=word/styles.xml><?xml version="1.0" encoding="utf-8"?>
@@ -4969,7 +7912,6 @@
   <w:style w:type="character" w:default="1" w:styleId="Policepardfaut">
     <w:name w:val="Default Paragraph Font"/>
     <w:uiPriority w:val="1"/>
-    <w:semiHidden/>
     <w:unhideWhenUsed/>
   </w:style>
   <w:style w:type="table" w:default="1" w:styleId="TableauNormal">
@@ -5330,6 +8272,112 @@
       <w14:ligatures w14:val="none"/>
     </w:rPr>
   </w:style>
+  <w:style w:type="paragraph" w:styleId="TM1">
+    <w:name w:val="toc 1"/>
+    <w:basedOn w:val="Normal"/>
+    <w:next w:val="Normal"/>
+    <w:autoRedefine/>
+    <w:uiPriority w:val="39"/>
+    <w:unhideWhenUsed/>
+    <w:rsid w:val="00833728"/>
+    <w:pPr>
+      <w:spacing w:after="100"/>
+    </w:pPr>
+  </w:style>
+  <w:style w:type="paragraph" w:styleId="TM2">
+    <w:name w:val="toc 2"/>
+    <w:basedOn w:val="Normal"/>
+    <w:next w:val="Normal"/>
+    <w:autoRedefine/>
+    <w:uiPriority w:val="39"/>
+    <w:unhideWhenUsed/>
+    <w:rsid w:val="00833728"/>
+    <w:pPr>
+      <w:spacing w:after="100"/>
+      <w:ind w:left="220"/>
+    </w:pPr>
+  </w:style>
+  <w:style w:type="paragraph" w:styleId="TM3">
+    <w:name w:val="toc 3"/>
+    <w:basedOn w:val="Normal"/>
+    <w:next w:val="Normal"/>
+    <w:autoRedefine/>
+    <w:uiPriority w:val="39"/>
+    <w:unhideWhenUsed/>
+    <w:rsid w:val="00833728"/>
+    <w:pPr>
+      <w:spacing w:after="100"/>
+      <w:ind w:left="440"/>
+    </w:pPr>
+  </w:style>
+  <w:style w:type="character" w:styleId="Lienhypertexte">
+    <w:name w:val="Hyperlink"/>
+    <w:basedOn w:val="Policepardfaut"/>
+    <w:uiPriority w:val="99"/>
+    <w:unhideWhenUsed/>
+    <w:rsid w:val="00833728"/>
+    <w:rPr>
+      <w:color w:val="467886" w:themeColor="hyperlink"/>
+      <w:u w:val="single"/>
+    </w:rPr>
+  </w:style>
+  <w:style w:type="paragraph" w:styleId="En-tte">
+    <w:name w:val="header"/>
+    <w:basedOn w:val="Normal"/>
+    <w:link w:val="En-tteCar"/>
+    <w:uiPriority w:val="99"/>
+    <w:unhideWhenUsed/>
+    <w:rsid w:val="00833728"/>
+    <w:pPr>
+      <w:tabs>
+        <w:tab w:val="center" w:pos="4320"/>
+        <w:tab w:val="right" w:pos="8640"/>
+      </w:tabs>
+      <w:spacing w:after="0" w:line="240" w:lineRule="auto"/>
+    </w:pPr>
+  </w:style>
+  <w:style w:type="character" w:customStyle="1" w:styleId="En-tteCar">
+    <w:name w:val="En-tête Car"/>
+    <w:basedOn w:val="Policepardfaut"/>
+    <w:link w:val="En-tte"/>
+    <w:uiPriority w:val="99"/>
+    <w:rsid w:val="00833728"/>
+  </w:style>
+  <w:style w:type="paragraph" w:styleId="Pieddepage">
+    <w:name w:val="footer"/>
+    <w:basedOn w:val="Normal"/>
+    <w:link w:val="PieddepageCar"/>
+    <w:uiPriority w:val="99"/>
+    <w:unhideWhenUsed/>
+    <w:rsid w:val="00833728"/>
+    <w:pPr>
+      <w:tabs>
+        <w:tab w:val="center" w:pos="4320"/>
+        <w:tab w:val="right" w:pos="8640"/>
+      </w:tabs>
+      <w:spacing w:after="0" w:line="240" w:lineRule="auto"/>
+    </w:pPr>
+  </w:style>
+  <w:style w:type="character" w:customStyle="1" w:styleId="PieddepageCar">
+    <w:name w:val="Pied de page Car"/>
+    <w:basedOn w:val="Policepardfaut"/>
+    <w:link w:val="Pieddepage"/>
+    <w:uiPriority w:val="99"/>
+    <w:rsid w:val="00833728"/>
+  </w:style>
+  <w:style w:type="paragraph" w:styleId="NormalWeb">
+    <w:name w:val="Normal (Web)"/>
+    <w:basedOn w:val="Normal"/>
+    <w:uiPriority w:val="99"/>
+    <w:semiHidden/>
+    <w:unhideWhenUsed/>
+    <w:rsid w:val="00475CEF"/>
+    <w:rPr>
+      <w:rFonts w:ascii="Times New Roman" w:hAnsi="Times New Roman" w:cs="Times New Roman"/>
+      <w:sz w:val="24"/>
+      <w:szCs w:val="24"/>
+    </w:rPr>
+  </w:style>
 </w:styles>
 </file>
 
